--- a/lessons/3-6/downloads/reveal/teacher/3.6-session-2-prerequisite-practice-b.docx
+++ b/lessons/3-6/downloads/reveal/teacher/3.6-session-2-prerequisite-practice-b.docx
@@ -15,10 +15,28 @@
         <w:rPr>
           <w:rFonts w:ascii="Avenir Next" w:hAnsi="Avenir Next" w:cs="Avenir Next" w:eastAsia="Avenir Next"/>
           <w:color w:val="1A1A1A"/>
+          <w:sz w:val="22"/>
+          <w:szCs w:val="20"/>
+        </w:rPr>
+        <w:t xml:space="preserve">Name</w:t>
+      </w:r>
+      <w:r>
+        <w:rPr>
+          <w:rFonts w:ascii="Avenir Next" w:hAnsi="Avenir Next" w:cs="Avenir Next" w:eastAsia="Avenir Next"/>
+          <w:color w:val="1A1A1A"/>
           <w:sz w:val="20"/>
           <w:szCs w:val="20"/>
         </w:rPr>
-        <w:t xml:space="preserve">Name</w:t>
+        <w:tab/>
+      </w:r>
+      <w:r>
+        <w:rPr>
+          <w:rFonts w:ascii="Avenir Next" w:hAnsi="Avenir Next" w:cs="Avenir Next" w:eastAsia="Avenir Next"/>
+          <w:color w:val="1A1A1A"/>
+          <w:sz w:val="22"/>
+          <w:szCs w:val="20"/>
+        </w:rPr>
+        <w:t xml:space="preserve">   Date</w:t>
       </w:r>
       <w:r>
         <w:rPr>
@@ -33,25 +51,7 @@
         <w:rPr>
           <w:rFonts w:ascii="Avenir Next" w:hAnsi="Avenir Next" w:cs="Avenir Next" w:eastAsia="Avenir Next"/>
           <w:color w:val="1A1A1A"/>
-          <w:sz w:val="20"/>
-          <w:szCs w:val="20"/>
-        </w:rPr>
-        <w:t xml:space="preserve">   Date</w:t>
-      </w:r>
-      <w:r>
-        <w:rPr>
-          <w:rFonts w:ascii="Avenir Next" w:hAnsi="Avenir Next" w:cs="Avenir Next" w:eastAsia="Avenir Next"/>
-          <w:color w:val="1A1A1A"/>
-          <w:sz w:val="20"/>
-          <w:szCs w:val="20"/>
-        </w:rPr>
-        <w:tab/>
-      </w:r>
-      <w:r>
-        <w:rPr>
-          <w:rFonts w:ascii="Avenir Next" w:hAnsi="Avenir Next" w:cs="Avenir Next" w:eastAsia="Avenir Next"/>
-          <w:color w:val="1A1A1A"/>
-          <w:sz w:val="20"/>
+          <w:sz w:val="22"/>
           <w:szCs w:val="20"/>
         </w:rPr>
         <w:t xml:space="preserve">   Period</w:t>
@@ -78,7 +78,7 @@
           <w:caps/>
           <w:color w:val="003A70"/>
           <w:spacing w:val="12"/>
-          <w:sz w:val="19"/>
+          <w:sz w:val="22"/>
           <w:szCs w:val="19"/>
         </w:rPr>
         <w:t xml:space="preserve">Lesson 3-6  ·  Session 2  ·  Prerequisite Practice B  ·  Skill 1 of 2</w:t>
@@ -86,6 +86,7 @@
     </w:p>
     <w:p>
       <w:pPr>
+        <w:pStyle w:val="Heading1"/>
         <w:keepNext/>
         <w:spacing w:before="0" w:after="10" w:line="240" w:lineRule="auto"/>
       </w:pPr>
@@ -111,7 +112,7 @@
         <w:rPr>
           <w:rFonts w:ascii="Avenir Next" w:hAnsi="Avenir Next" w:cs="Avenir Next" w:eastAsia="Avenir Next"/>
           <w:color w:val="5A5F66"/>
-          <w:sz w:val="17"/>
+          <w:sz w:val="22"/>
           <w:szCs w:val="17"/>
         </w:rPr>
         <w:t xml:space="preserve">Builds on Grade 5 · 5.NBT.A.2</w:t>
@@ -154,6 +155,7 @@
           </w:tcPr>
           <w:p>
             <w:pPr>
+              <w:pStyle w:val="Heading2"/>
               <w:spacing w:before="0" w:after="0" w:line="252" w:lineRule="auto"/>
             </w:pPr>
             <w:r>
@@ -183,7 +185,7 @@
               <w:rPr>
                 <w:rFonts w:ascii="Avenir Next" w:hAnsi="Avenir Next" w:cs="Avenir Next" w:eastAsia="Avenir Next"/>
                 <w:color w:val="1A1A1A"/>
-                <w:sz w:val="20"/>
+                <w:sz w:val="22"/>
                 <w:szCs w:val="20"/>
               </w:rPr>
               <w:t xml:space="preserve">You will change 4,800 grams to kilograms: 4,800 ÷ 1,000.</w:t>
@@ -203,6 +205,7 @@
           </w:tcPr>
           <w:p>
             <w:pPr>
+              <w:pStyle w:val="Heading2"/>
               <w:spacing w:before="0" w:after="0" w:line="252" w:lineRule="auto"/>
             </w:pPr>
             <w:r>
@@ -232,7 +235,7 @@
               <w:rPr>
                 <w:rFonts w:ascii="Avenir Next" w:hAnsi="Avenir Next" w:cs="Avenir Next" w:eastAsia="Avenir Next"/>
                 <w:color w:val="1A1A1A"/>
-                <w:sz w:val="20"/>
+                <w:sz w:val="22"/>
                 <w:szCs w:val="20"/>
               </w:rPr>
               <w:t xml:space="preserve">Divide by 10, 100 or 1,000, like 3,200 ÷ 1,000 = 3.2.  </w:t>
@@ -242,7 +245,7 @@
                 <w:rFonts w:ascii="Avenir Next" w:hAnsi="Avenir Next" w:cs="Avenir Next" w:eastAsia="Avenir Next"/>
                 <w:b/>
                 <w:color w:val="1A1A1A"/>
-                <w:sz w:val="20"/>
+                <w:sz w:val="22"/>
                 <w:szCs w:val="20"/>
               </w:rPr>
               <w:t xml:space="preserve">You will use it in Practice Form A, problems 1 and 6.</w:t>
@@ -253,6 +256,7 @@
     </w:tbl>
     <w:p>
       <w:pPr>
+        <w:pStyle w:val="Heading2"/>
         <w:keepNext/>
         <w:pBdr>
           <w:bottom w:val="single" w:sz="8" w:space="3" w:color="003A70"/>
@@ -268,7 +272,7 @@
           <w:b/>
           <w:color w:val="003A70"/>
           <w:spacing w:val="14"/>
-          <w:sz w:val="19"/>
+          <w:sz w:val="22"/>
           <w:szCs w:val="19"/>
         </w:rPr>
         <w:t xml:space="preserve">STEPS TO FOLLOW</w:t>
@@ -287,7 +291,7 @@
           <w:rFonts w:ascii="Avenir Next" w:hAnsi="Avenir Next" w:cs="Avenir Next" w:eastAsia="Avenir Next"/>
           <w:i/>
           <w:color w:val="5A5F66"/>
-          <w:sz w:val="17"/>
+          <w:sz w:val="22"/>
           <w:szCs w:val="17"/>
         </w:rPr>
         <w:t xml:space="preserve">use these same steps on every problem</w:t>
@@ -329,6 +333,7 @@
           </w:tcPr>
           <w:p>
             <w:pPr>
+              <w:pStyle w:val="Heading1"/>
               <w:spacing w:before="0" w:after="0" w:line="240" w:lineRule="auto"/>
               <w:jc w:val="center"/>
             </w:pPr>
@@ -358,7 +363,7 @@
                 <w:rFonts w:ascii="Avenir Next" w:hAnsi="Avenir Next" w:cs="Avenir Next" w:eastAsia="Avenir Next"/>
                 <w:b/>
                 <w:color w:val="1A1A1A"/>
-                <w:sz w:val="21"/>
+                <w:sz w:val="22"/>
                 <w:szCs w:val="21"/>
               </w:rPr>
               <w:t xml:space="preserve">Count</w:t>
@@ -367,7 +372,7 @@
               <w:rPr>
                 <w:rFonts w:ascii="Avenir Next" w:hAnsi="Avenir Next" w:cs="Avenir Next" w:eastAsia="Avenir Next"/>
                 <w:color w:val="1A1A1A"/>
-                <w:sz w:val="21"/>
+                <w:sz w:val="22"/>
                 <w:szCs w:val="21"/>
               </w:rPr>
               <w:t xml:space="preserve"> the zeros in 10, 100 or 1,000.</w:t>
@@ -386,6 +391,7 @@
           </w:tcPr>
           <w:p>
             <w:pPr>
+              <w:pStyle w:val="Heading1"/>
               <w:spacing w:before="0" w:after="0" w:line="240" w:lineRule="auto"/>
               <w:jc w:val="center"/>
             </w:pPr>
@@ -414,10 +420,10 @@
               <w:rPr>
                 <w:rFonts w:ascii="Avenir Next" w:hAnsi="Avenir Next" w:cs="Avenir Next" w:eastAsia="Avenir Next"/>
                 <w:color w:val="1A1A1A"/>
-                <w:sz w:val="21"/>
+                <w:sz w:val="22"/>
                 <w:szCs w:val="21"/>
               </w:rPr>
-              <w:t xml:space="preserve">Move the decimal point </w:t>
+              <w:t xml:space="preserve">Each digit takes a place worth 1/10 as much per step.</w:t>
             </w:r>
             <w:r>
               <w:rPr>
@@ -427,7 +433,7 @@
                 <w:sz w:val="21"/>
                 <w:szCs w:val="21"/>
               </w:rPr>
-              <w:t xml:space="preserve">left</w:t>
+              <w:t xml:space="preserve"/>
             </w:r>
             <w:r>
               <w:rPr>
@@ -436,7 +442,7 @@
                 <w:sz w:val="21"/>
                 <w:szCs w:val="21"/>
               </w:rPr>
-              <w:t xml:space="preserve"> that many places.</w:t>
+              <w:t xml:space="preserve"/>
             </w:r>
           </w:p>
         </w:tc>
@@ -452,6 +458,7 @@
           </w:tcPr>
           <w:p>
             <w:pPr>
+              <w:pStyle w:val="Heading1"/>
               <w:spacing w:before="0" w:after="0" w:line="240" w:lineRule="auto"/>
               <w:jc w:val="center"/>
             </w:pPr>
@@ -480,7 +487,7 @@
               <w:rPr>
                 <w:rFonts w:ascii="Avenir Next" w:hAnsi="Avenir Next" w:cs="Avenir Next" w:eastAsia="Avenir Next"/>
                 <w:color w:val="1A1A1A"/>
-                <w:sz w:val="21"/>
+                <w:sz w:val="22"/>
                 <w:szCs w:val="21"/>
               </w:rPr>
               <w:t xml:space="preserve">Add </w:t>
@@ -490,7 +497,7 @@
                 <w:rFonts w:ascii="Avenir Next" w:hAnsi="Avenir Next" w:cs="Avenir Next" w:eastAsia="Avenir Next"/>
                 <w:b/>
                 <w:color w:val="1A1A1A"/>
-                <w:sz w:val="21"/>
+                <w:sz w:val="22"/>
                 <w:szCs w:val="21"/>
               </w:rPr>
               <w:t xml:space="preserve">zeros</w:t>
@@ -499,7 +506,7 @@
               <w:rPr>
                 <w:rFonts w:ascii="Avenir Next" w:hAnsi="Avenir Next" w:cs="Avenir Next" w:eastAsia="Avenir Next"/>
                 <w:color w:val="1A1A1A"/>
-                <w:sz w:val="21"/>
+                <w:sz w:val="22"/>
                 <w:szCs w:val="21"/>
               </w:rPr>
               <w:t xml:space="preserve"> in front if you run out of digits.</w:t>
@@ -510,6 +517,7 @@
     </w:tbl>
     <w:p>
       <w:pPr>
+        <w:pStyle w:val="Heading2"/>
         <w:keepNext/>
         <w:pBdr>
           <w:bottom w:val="single" w:sz="8" w:space="3" w:color="003A70"/>
@@ -525,7 +533,7 @@
           <w:b/>
           <w:color w:val="003A70"/>
           <w:spacing w:val="14"/>
-          <w:sz w:val="19"/>
+          <w:sz w:val="22"/>
           <w:szCs w:val="19"/>
         </w:rPr>
         <w:t xml:space="preserve">WATCH ME</w:t>
@@ -544,7 +552,7 @@
           <w:rFonts w:ascii="Avenir Next" w:hAnsi="Avenir Next" w:cs="Avenir Next" w:eastAsia="Avenir Next"/>
           <w:i/>
           <w:color w:val="5A5F66"/>
-          <w:sz w:val="17"/>
+          <w:sz w:val="22"/>
           <w:szCs w:val="17"/>
         </w:rPr>
         <w:t xml:space="preserve">the steps in action</w:t>
@@ -559,7 +567,7 @@
           <w:rFonts w:ascii="Avenir Next" w:hAnsi="Avenir Next" w:cs="Avenir Next" w:eastAsia="Avenir Next"/>
           <w:b/>
           <w:color w:val="1A1A1A"/>
-          <w:sz w:val="21"/>
+          <w:sz w:val="22"/>
           <w:szCs w:val="21"/>
         </w:rPr>
         <w:t xml:space="preserve">Find 3,200 ÷ 1,000.</w:t>
@@ -578,25 +586,25 @@
           <w:rFonts w:ascii="Avenir Next" w:hAnsi="Avenir Next" w:cs="Avenir Next" w:eastAsia="Avenir Next"/>
           <w:b/>
           <w:color w:val="003A70"/>
+          <w:sz w:val="22"/>
+          <w:szCs w:val="19"/>
+        </w:rPr>
+        <w:t xml:space="preserve">Step 1</w:t>
+      </w:r>
+      <w:r>
+        <w:rPr>
+          <w:rFonts w:ascii="Avenir Next" w:hAnsi="Avenir Next" w:cs="Avenir Next" w:eastAsia="Avenir Next"/>
+          <w:color w:val="1A1A1A"/>
           <w:sz w:val="19"/>
           <w:szCs w:val="19"/>
         </w:rPr>
-        <w:t xml:space="preserve">Step 1</w:t>
-      </w:r>
-      <w:r>
-        <w:rPr>
-          <w:rFonts w:ascii="Avenir Next" w:hAnsi="Avenir Next" w:cs="Avenir Next" w:eastAsia="Avenir Next"/>
-          <w:color w:val="1A1A1A"/>
-          <w:sz w:val="19"/>
-          <w:szCs w:val="19"/>
-        </w:rPr>
         <w:tab/>
       </w:r>
       <w:r>
         <w:rPr>
           <w:rFonts w:ascii="Avenir Next" w:hAnsi="Avenir Next" w:cs="Avenir Next" w:eastAsia="Avenir Next"/>
           <w:color w:val="1A1A1A"/>
-          <w:sz w:val="21"/>
+          <w:sz w:val="22"/>
           <w:szCs w:val="21"/>
         </w:rPr>
         <w:t xml:space="preserve">1,000 has 3 zeros.</w:t>
@@ -615,25 +623,25 @@
           <w:rFonts w:ascii="Avenir Next" w:hAnsi="Avenir Next" w:cs="Avenir Next" w:eastAsia="Avenir Next"/>
           <w:b/>
           <w:color w:val="003A70"/>
+          <w:sz w:val="22"/>
+          <w:szCs w:val="19"/>
+        </w:rPr>
+        <w:t xml:space="preserve">Step 2</w:t>
+      </w:r>
+      <w:r>
+        <w:rPr>
+          <w:rFonts w:ascii="Avenir Next" w:hAnsi="Avenir Next" w:cs="Avenir Next" w:eastAsia="Avenir Next"/>
+          <w:color w:val="1A1A1A"/>
           <w:sz w:val="19"/>
           <w:szCs w:val="19"/>
         </w:rPr>
-        <w:t xml:space="preserve">Step 2</w:t>
-      </w:r>
-      <w:r>
-        <w:rPr>
-          <w:rFonts w:ascii="Avenir Next" w:hAnsi="Avenir Next" w:cs="Avenir Next" w:eastAsia="Avenir Next"/>
-          <w:color w:val="1A1A1A"/>
-          <w:sz w:val="19"/>
-          <w:szCs w:val="19"/>
-        </w:rPr>
         <w:tab/>
       </w:r>
       <w:r>
         <w:rPr>
           <w:rFonts w:ascii="Avenir Next" w:hAnsi="Avenir Next" w:cs="Avenir Next" w:eastAsia="Avenir Next"/>
           <w:color w:val="1A1A1A"/>
-          <w:sz w:val="21"/>
+          <w:sz w:val="22"/>
           <w:szCs w:val="21"/>
         </w:rPr>
         <w:t xml:space="preserve">Move the point 3 places left: 3.200.</w:t>
@@ -652,25 +660,25 @@
           <w:rFonts w:ascii="Avenir Next" w:hAnsi="Avenir Next" w:cs="Avenir Next" w:eastAsia="Avenir Next"/>
           <w:b/>
           <w:color w:val="003A70"/>
+          <w:sz w:val="22"/>
+          <w:szCs w:val="19"/>
+        </w:rPr>
+        <w:t xml:space="preserve">Step 3</w:t>
+      </w:r>
+      <w:r>
+        <w:rPr>
+          <w:rFonts w:ascii="Avenir Next" w:hAnsi="Avenir Next" w:cs="Avenir Next" w:eastAsia="Avenir Next"/>
+          <w:color w:val="1A1A1A"/>
           <w:sz w:val="19"/>
           <w:szCs w:val="19"/>
         </w:rPr>
-        <w:t xml:space="preserve">Step 3</w:t>
-      </w:r>
-      <w:r>
-        <w:rPr>
-          <w:rFonts w:ascii="Avenir Next" w:hAnsi="Avenir Next" w:cs="Avenir Next" w:eastAsia="Avenir Next"/>
-          <w:color w:val="1A1A1A"/>
-          <w:sz w:val="19"/>
-          <w:szCs w:val="19"/>
-        </w:rPr>
         <w:tab/>
       </w:r>
       <w:r>
         <w:rPr>
           <w:rFonts w:ascii="Avenir Next" w:hAnsi="Avenir Next" w:cs="Avenir Next" w:eastAsia="Avenir Next"/>
           <w:color w:val="1A1A1A"/>
-          <w:sz w:val="21"/>
+          <w:sz w:val="22"/>
           <w:szCs w:val="21"/>
         </w:rPr>
         <w:t xml:space="preserve">No zeros needed. 3,200 ÷ 1,000 = 3.2.</w:t>
@@ -689,18 +697,18 @@
           <w:rFonts w:ascii="Avenir Next" w:hAnsi="Avenir Next" w:cs="Avenir Next" w:eastAsia="Avenir Next"/>
           <w:b/>
           <w:color w:val="1A1A1A"/>
+          <w:sz w:val="22"/>
+          <w:szCs w:val="21"/>
+        </w:rPr>
+        <w:t xml:space="preserve">Answer</w:t>
+      </w:r>
+      <w:r>
+        <w:rPr>
+          <w:rFonts w:ascii="Avenir Next" w:hAnsi="Avenir Next" w:cs="Avenir Next" w:eastAsia="Avenir Next"/>
+          <w:color w:val="1A1A1A"/>
           <w:sz w:val="21"/>
           <w:szCs w:val="21"/>
         </w:rPr>
-        <w:t xml:space="preserve">Answer</w:t>
-      </w:r>
-      <w:r>
-        <w:rPr>
-          <w:rFonts w:ascii="Avenir Next" w:hAnsi="Avenir Next" w:cs="Avenir Next" w:eastAsia="Avenir Next"/>
-          <w:color w:val="1A1A1A"/>
-          <w:sz w:val="21"/>
-          <w:szCs w:val="21"/>
-        </w:rPr>
         <w:tab/>
       </w:r>
       <w:r>
@@ -708,7 +716,7 @@
           <w:rFonts w:ascii="Avenir Next" w:hAnsi="Avenir Next" w:cs="Avenir Next" w:eastAsia="Avenir Next"/>
           <w:b/>
           <w:color w:val="1A1A1A"/>
-          <w:sz w:val="21"/>
+          <w:sz w:val="22"/>
           <w:szCs w:val="21"/>
         </w:rPr>
         <w:t xml:space="preserve">3.2</w:t>
@@ -716,6 +724,7 @@
     </w:p>
     <w:p>
       <w:pPr>
+        <w:pStyle w:val="Heading2"/>
         <w:keepNext/>
         <w:pBdr>
           <w:bottom w:val="single" w:sz="8" w:space="3" w:color="003A70"/>
@@ -731,7 +740,7 @@
           <w:b/>
           <w:color w:val="003A70"/>
           <w:spacing w:val="14"/>
-          <w:sz w:val="19"/>
+          <w:sz w:val="22"/>
           <w:szCs w:val="19"/>
         </w:rPr>
         <w:t xml:space="preserve">TRY IT WITH HELP</w:t>
@@ -750,7 +759,7 @@
           <w:rFonts w:ascii="Avenir Next" w:hAnsi="Avenir Next" w:cs="Avenir Next" w:eastAsia="Avenir Next"/>
           <w:i/>
           <w:color w:val="5A5F66"/>
-          <w:sz w:val="17"/>
+          <w:sz w:val="22"/>
           <w:szCs w:val="17"/>
         </w:rPr>
         <w:t xml:space="preserve">fill in each step</w:t>
@@ -808,35 +817,35 @@
           <w:rFonts w:ascii="Avenir Next" w:hAnsi="Avenir Next" w:cs="Avenir Next" w:eastAsia="Avenir Next"/>
           <w:b/>
           <w:color w:val="003A70"/>
+          <w:sz w:val="22"/>
+          <w:szCs w:val="18"/>
+        </w:rPr>
+        <w:t xml:space="preserve">Step 1</w:t>
+      </w:r>
+      <w:r>
+        <w:rPr>
+          <w:rFonts w:ascii="Avenir Next" w:hAnsi="Avenir Next" w:cs="Avenir Next" w:eastAsia="Avenir Next"/>
+          <w:color w:val="1A1A1A"/>
           <w:sz w:val="18"/>
           <w:szCs w:val="18"/>
         </w:rPr>
-        <w:t xml:space="preserve">Step 1</w:t>
-      </w:r>
-      <w:r>
-        <w:rPr>
-          <w:rFonts w:ascii="Avenir Next" w:hAnsi="Avenir Next" w:cs="Avenir Next" w:eastAsia="Avenir Next"/>
-          <w:color w:val="1A1A1A"/>
-          <w:sz w:val="18"/>
-          <w:szCs w:val="18"/>
-        </w:rPr>
         <w:tab/>
       </w:r>
       <w:r>
         <w:rPr>
           <w:rFonts w:ascii="Avenir Next" w:hAnsi="Avenir Next" w:cs="Avenir Next" w:eastAsia="Avenir Next"/>
           <w:color w:val="1A1A1A"/>
+          <w:sz w:val="22"/>
+          <w:szCs w:val="21"/>
+        </w:rPr>
+        <w:t xml:space="preserve">100 has </w:t>
+      </w:r>
+      <w:r>
+        <w:rPr>
+          <w:rFonts w:ascii="Avenir Next" w:hAnsi="Avenir Next" w:cs="Avenir Next" w:eastAsia="Avenir Next"/>
+          <w:color w:val="1A1A1A"/>
           <w:sz w:val="21"/>
           <w:szCs w:val="21"/>
-        </w:rPr>
-        <w:t xml:space="preserve">100 has </w:t>
-      </w:r>
-      <w:r>
-        <w:rPr>
-          <w:rFonts w:ascii="Avenir Next" w:hAnsi="Avenir Next" w:cs="Avenir Next" w:eastAsia="Avenir Next"/>
-          <w:color w:val="1A1A1A"/>
-          <w:sz w:val="21"/>
-          <w:szCs w:val="21"/>
           <w:u w:val="single"/>
         </w:rPr>
         <w:t xml:space="preserve">                </w:t>
@@ -845,7 +854,7 @@
         <w:rPr>
           <w:rFonts w:ascii="Avenir Next" w:hAnsi="Avenir Next" w:cs="Avenir Next" w:eastAsia="Avenir Next"/>
           <w:color w:val="1A1A1A"/>
-          <w:sz w:val="21"/>
+          <w:sz w:val="22"/>
           <w:szCs w:val="21"/>
         </w:rPr>
         <w:t xml:space="preserve"> zeros.</w:t>
@@ -865,35 +874,35 @@
           <w:rFonts w:ascii="Avenir Next" w:hAnsi="Avenir Next" w:cs="Avenir Next" w:eastAsia="Avenir Next"/>
           <w:b/>
           <w:color w:val="003A70"/>
+          <w:sz w:val="22"/>
+          <w:szCs w:val="18"/>
+        </w:rPr>
+        <w:t xml:space="preserve">Step 2</w:t>
+      </w:r>
+      <w:r>
+        <w:rPr>
+          <w:rFonts w:ascii="Avenir Next" w:hAnsi="Avenir Next" w:cs="Avenir Next" w:eastAsia="Avenir Next"/>
+          <w:color w:val="1A1A1A"/>
           <w:sz w:val="18"/>
           <w:szCs w:val="18"/>
         </w:rPr>
-        <w:t xml:space="preserve">Step 2</w:t>
-      </w:r>
-      <w:r>
-        <w:rPr>
-          <w:rFonts w:ascii="Avenir Next" w:hAnsi="Avenir Next" w:cs="Avenir Next" w:eastAsia="Avenir Next"/>
-          <w:color w:val="1A1A1A"/>
-          <w:sz w:val="18"/>
-          <w:szCs w:val="18"/>
-        </w:rPr>
         <w:tab/>
       </w:r>
       <w:r>
         <w:rPr>
           <w:rFonts w:ascii="Avenir Next" w:hAnsi="Avenir Next" w:cs="Avenir Next" w:eastAsia="Avenir Next"/>
           <w:color w:val="1A1A1A"/>
+          <w:sz w:val="22"/>
+          <w:szCs w:val="21"/>
+        </w:rPr>
+        <w:t xml:space="preserve">Move the point </w:t>
+      </w:r>
+      <w:r>
+        <w:rPr>
+          <w:rFonts w:ascii="Avenir Next" w:hAnsi="Avenir Next" w:cs="Avenir Next" w:eastAsia="Avenir Next"/>
+          <w:color w:val="1A1A1A"/>
           <w:sz w:val="21"/>
           <w:szCs w:val="21"/>
-        </w:rPr>
-        <w:t xml:space="preserve">Move the point </w:t>
-      </w:r>
-      <w:r>
-        <w:rPr>
-          <w:rFonts w:ascii="Avenir Next" w:hAnsi="Avenir Next" w:cs="Avenir Next" w:eastAsia="Avenir Next"/>
-          <w:color w:val="1A1A1A"/>
-          <w:sz w:val="21"/>
-          <w:szCs w:val="21"/>
           <w:u w:val="single"/>
         </w:rPr>
         <w:t xml:space="preserve">                </w:t>
@@ -902,7 +911,7 @@
         <w:rPr>
           <w:rFonts w:ascii="Avenir Next" w:hAnsi="Avenir Next" w:cs="Avenir Next" w:eastAsia="Avenir Next"/>
           <w:color w:val="1A1A1A"/>
-          <w:sz w:val="21"/>
+          <w:sz w:val="22"/>
           <w:szCs w:val="21"/>
         </w:rPr>
         <w:t xml:space="preserve"> places left.</w:t>
@@ -922,35 +931,35 @@
           <w:rFonts w:ascii="Avenir Next" w:hAnsi="Avenir Next" w:cs="Avenir Next" w:eastAsia="Avenir Next"/>
           <w:b/>
           <w:color w:val="003A70"/>
+          <w:sz w:val="22"/>
+          <w:szCs w:val="18"/>
+        </w:rPr>
+        <w:t xml:space="preserve">Step 3</w:t>
+      </w:r>
+      <w:r>
+        <w:rPr>
+          <w:rFonts w:ascii="Avenir Next" w:hAnsi="Avenir Next" w:cs="Avenir Next" w:eastAsia="Avenir Next"/>
+          <w:color w:val="1A1A1A"/>
           <w:sz w:val="18"/>
           <w:szCs w:val="18"/>
         </w:rPr>
-        <w:t xml:space="preserve">Step 3</w:t>
-      </w:r>
-      <w:r>
-        <w:rPr>
-          <w:rFonts w:ascii="Avenir Next" w:hAnsi="Avenir Next" w:cs="Avenir Next" w:eastAsia="Avenir Next"/>
-          <w:color w:val="1A1A1A"/>
-          <w:sz w:val="18"/>
-          <w:szCs w:val="18"/>
-        </w:rPr>
         <w:tab/>
       </w:r>
       <w:r>
         <w:rPr>
           <w:rFonts w:ascii="Avenir Next" w:hAnsi="Avenir Next" w:cs="Avenir Next" w:eastAsia="Avenir Next"/>
           <w:color w:val="1A1A1A"/>
+          <w:sz w:val="22"/>
+          <w:szCs w:val="21"/>
+        </w:rPr>
+        <w:t xml:space="preserve">450 ÷ 100 = </w:t>
+      </w:r>
+      <w:r>
+        <w:rPr>
+          <w:rFonts w:ascii="Avenir Next" w:hAnsi="Avenir Next" w:cs="Avenir Next" w:eastAsia="Avenir Next"/>
+          <w:color w:val="1A1A1A"/>
           <w:sz w:val="21"/>
           <w:szCs w:val="21"/>
-        </w:rPr>
-        <w:t xml:space="preserve">450 ÷ 100 = </w:t>
-      </w:r>
-      <w:r>
-        <w:rPr>
-          <w:rFonts w:ascii="Avenir Next" w:hAnsi="Avenir Next" w:cs="Avenir Next" w:eastAsia="Avenir Next"/>
-          <w:color w:val="1A1A1A"/>
-          <w:sz w:val="21"/>
-          <w:szCs w:val="21"/>
           <w:u w:val="single"/>
         </w:rPr>
         <w:t xml:space="preserve">                </w:t>
@@ -959,7 +968,7 @@
         <w:rPr>
           <w:rFonts w:ascii="Avenir Next" w:hAnsi="Avenir Next" w:cs="Avenir Next" w:eastAsia="Avenir Next"/>
           <w:color w:val="1A1A1A"/>
-          <w:sz w:val="21"/>
+          <w:sz w:val="22"/>
           <w:szCs w:val="21"/>
         </w:rPr>
         <w:t xml:space="preserve">.</w:t>
@@ -1022,35 +1031,35 @@
           <w:rFonts w:ascii="Avenir Next" w:hAnsi="Avenir Next" w:cs="Avenir Next" w:eastAsia="Avenir Next"/>
           <w:b/>
           <w:color w:val="003A70"/>
+          <w:sz w:val="22"/>
+          <w:szCs w:val="18"/>
+        </w:rPr>
+        <w:t xml:space="preserve">Step 1</w:t>
+      </w:r>
+      <w:r>
+        <w:rPr>
+          <w:rFonts w:ascii="Avenir Next" w:hAnsi="Avenir Next" w:cs="Avenir Next" w:eastAsia="Avenir Next"/>
+          <w:color w:val="1A1A1A"/>
           <w:sz w:val="18"/>
           <w:szCs w:val="18"/>
         </w:rPr>
-        <w:t xml:space="preserve">Step 1</w:t>
-      </w:r>
-      <w:r>
-        <w:rPr>
-          <w:rFonts w:ascii="Avenir Next" w:hAnsi="Avenir Next" w:cs="Avenir Next" w:eastAsia="Avenir Next"/>
-          <w:color w:val="1A1A1A"/>
-          <w:sz w:val="18"/>
-          <w:szCs w:val="18"/>
-        </w:rPr>
         <w:tab/>
       </w:r>
       <w:r>
         <w:rPr>
           <w:rFonts w:ascii="Avenir Next" w:hAnsi="Avenir Next" w:cs="Avenir Next" w:eastAsia="Avenir Next"/>
           <w:color w:val="1A1A1A"/>
+          <w:sz w:val="22"/>
+          <w:szCs w:val="21"/>
+        </w:rPr>
+        <w:t xml:space="preserve">1,000 has </w:t>
+      </w:r>
+      <w:r>
+        <w:rPr>
+          <w:rFonts w:ascii="Avenir Next" w:hAnsi="Avenir Next" w:cs="Avenir Next" w:eastAsia="Avenir Next"/>
+          <w:color w:val="1A1A1A"/>
           <w:sz w:val="21"/>
           <w:szCs w:val="21"/>
-        </w:rPr>
-        <w:t xml:space="preserve">1,000 has </w:t>
-      </w:r>
-      <w:r>
-        <w:rPr>
-          <w:rFonts w:ascii="Avenir Next" w:hAnsi="Avenir Next" w:cs="Avenir Next" w:eastAsia="Avenir Next"/>
-          <w:color w:val="1A1A1A"/>
-          <w:sz w:val="21"/>
-          <w:szCs w:val="21"/>
           <w:u w:val="single"/>
         </w:rPr>
         <w:t xml:space="preserve">                </w:t>
@@ -1059,7 +1068,7 @@
         <w:rPr>
           <w:rFonts w:ascii="Avenir Next" w:hAnsi="Avenir Next" w:cs="Avenir Next" w:eastAsia="Avenir Next"/>
           <w:color w:val="1A1A1A"/>
-          <w:sz w:val="21"/>
+          <w:sz w:val="22"/>
           <w:szCs w:val="21"/>
         </w:rPr>
         <w:t xml:space="preserve"> zeros.</w:t>
@@ -1079,35 +1088,35 @@
           <w:rFonts w:ascii="Avenir Next" w:hAnsi="Avenir Next" w:cs="Avenir Next" w:eastAsia="Avenir Next"/>
           <w:b/>
           <w:color w:val="003A70"/>
+          <w:sz w:val="22"/>
+          <w:szCs w:val="18"/>
+        </w:rPr>
+        <w:t xml:space="preserve">Step 2</w:t>
+      </w:r>
+      <w:r>
+        <w:rPr>
+          <w:rFonts w:ascii="Avenir Next" w:hAnsi="Avenir Next" w:cs="Avenir Next" w:eastAsia="Avenir Next"/>
+          <w:color w:val="1A1A1A"/>
           <w:sz w:val="18"/>
           <w:szCs w:val="18"/>
         </w:rPr>
-        <w:t xml:space="preserve">Step 2</w:t>
-      </w:r>
-      <w:r>
-        <w:rPr>
-          <w:rFonts w:ascii="Avenir Next" w:hAnsi="Avenir Next" w:cs="Avenir Next" w:eastAsia="Avenir Next"/>
-          <w:color w:val="1A1A1A"/>
-          <w:sz w:val="18"/>
-          <w:szCs w:val="18"/>
-        </w:rPr>
         <w:tab/>
       </w:r>
       <w:r>
         <w:rPr>
           <w:rFonts w:ascii="Avenir Next" w:hAnsi="Avenir Next" w:cs="Avenir Next" w:eastAsia="Avenir Next"/>
           <w:color w:val="1A1A1A"/>
+          <w:sz w:val="22"/>
+          <w:szCs w:val="21"/>
+        </w:rPr>
+        <w:t xml:space="preserve">Move the point </w:t>
+      </w:r>
+      <w:r>
+        <w:rPr>
+          <w:rFonts w:ascii="Avenir Next" w:hAnsi="Avenir Next" w:cs="Avenir Next" w:eastAsia="Avenir Next"/>
+          <w:color w:val="1A1A1A"/>
           <w:sz w:val="21"/>
           <w:szCs w:val="21"/>
-        </w:rPr>
-        <w:t xml:space="preserve">Move the point </w:t>
-      </w:r>
-      <w:r>
-        <w:rPr>
-          <w:rFonts w:ascii="Avenir Next" w:hAnsi="Avenir Next" w:cs="Avenir Next" w:eastAsia="Avenir Next"/>
-          <w:color w:val="1A1A1A"/>
-          <w:sz w:val="21"/>
-          <w:szCs w:val="21"/>
           <w:u w:val="single"/>
         </w:rPr>
         <w:t xml:space="preserve">                </w:t>
@@ -1116,7 +1125,7 @@
         <w:rPr>
           <w:rFonts w:ascii="Avenir Next" w:hAnsi="Avenir Next" w:cs="Avenir Next" w:eastAsia="Avenir Next"/>
           <w:color w:val="1A1A1A"/>
-          <w:sz w:val="21"/>
+          <w:sz w:val="22"/>
           <w:szCs w:val="21"/>
         </w:rPr>
         <w:t xml:space="preserve"> places left.</w:t>
@@ -1136,35 +1145,35 @@
           <w:rFonts w:ascii="Avenir Next" w:hAnsi="Avenir Next" w:cs="Avenir Next" w:eastAsia="Avenir Next"/>
           <w:b/>
           <w:color w:val="003A70"/>
+          <w:sz w:val="22"/>
+          <w:szCs w:val="18"/>
+        </w:rPr>
+        <w:t xml:space="preserve">Step 3</w:t>
+      </w:r>
+      <w:r>
+        <w:rPr>
+          <w:rFonts w:ascii="Avenir Next" w:hAnsi="Avenir Next" w:cs="Avenir Next" w:eastAsia="Avenir Next"/>
+          <w:color w:val="1A1A1A"/>
           <w:sz w:val="18"/>
           <w:szCs w:val="18"/>
         </w:rPr>
-        <w:t xml:space="preserve">Step 3</w:t>
-      </w:r>
-      <w:r>
-        <w:rPr>
-          <w:rFonts w:ascii="Avenir Next" w:hAnsi="Avenir Next" w:cs="Avenir Next" w:eastAsia="Avenir Next"/>
-          <w:color w:val="1A1A1A"/>
-          <w:sz w:val="18"/>
-          <w:szCs w:val="18"/>
-        </w:rPr>
         <w:tab/>
       </w:r>
       <w:r>
         <w:rPr>
           <w:rFonts w:ascii="Avenir Next" w:hAnsi="Avenir Next" w:cs="Avenir Next" w:eastAsia="Avenir Next"/>
           <w:color w:val="1A1A1A"/>
+          <w:sz w:val="22"/>
+          <w:szCs w:val="21"/>
+        </w:rPr>
+        <w:t xml:space="preserve">Add a zero in front: 72 ÷ 1,000 = </w:t>
+      </w:r>
+      <w:r>
+        <w:rPr>
+          <w:rFonts w:ascii="Avenir Next" w:hAnsi="Avenir Next" w:cs="Avenir Next" w:eastAsia="Avenir Next"/>
+          <w:color w:val="1A1A1A"/>
           <w:sz w:val="21"/>
           <w:szCs w:val="21"/>
-        </w:rPr>
-        <w:t xml:space="preserve">Add a zero in front: 72 ÷ 1,000 = </w:t>
-      </w:r>
-      <w:r>
-        <w:rPr>
-          <w:rFonts w:ascii="Avenir Next" w:hAnsi="Avenir Next" w:cs="Avenir Next" w:eastAsia="Avenir Next"/>
-          <w:color w:val="1A1A1A"/>
-          <w:sz w:val="21"/>
-          <w:szCs w:val="21"/>
           <w:u w:val="single"/>
         </w:rPr>
         <w:t xml:space="preserve">                </w:t>
@@ -1173,7 +1182,7 @@
         <w:rPr>
           <w:rFonts w:ascii="Avenir Next" w:hAnsi="Avenir Next" w:cs="Avenir Next" w:eastAsia="Avenir Next"/>
           <w:color w:val="1A1A1A"/>
-          <w:sz w:val="21"/>
+          <w:sz w:val="22"/>
           <w:szCs w:val="21"/>
         </w:rPr>
         <w:t xml:space="preserve">.</w:t>
@@ -1186,6 +1195,7 @@
     </w:p>
     <w:p>
       <w:pPr>
+        <w:pStyle w:val="Heading2"/>
         <w:keepNext/>
         <w:pBdr>
           <w:bottom w:val="single" w:sz="8" w:space="3" w:color="003A70"/>
@@ -1201,7 +1211,7 @@
           <w:b/>
           <w:color w:val="003A70"/>
           <w:spacing w:val="14"/>
-          <w:sz w:val="19"/>
+          <w:sz w:val="22"/>
           <w:szCs w:val="19"/>
         </w:rPr>
         <w:t xml:space="preserve">YOUR TURN</w:t>
@@ -1220,7 +1230,7 @@
           <w:rFonts w:ascii="Avenir Next" w:hAnsi="Avenir Next" w:cs="Avenir Next" w:eastAsia="Avenir Next"/>
           <w:i/>
           <w:color w:val="5A5F66"/>
-          <w:sz w:val="17"/>
+          <w:sz w:val="22"/>
           <w:szCs w:val="17"/>
         </w:rPr>
         <w:t xml:space="preserve">use the steps on your own</w:t>
@@ -1392,7 +1402,7 @@
                       <w:szCs w:val="22"/>
                       <w:u w:val="single"/>
                     </w:rPr>
-                    <w:t xml:space="preserve">      </w:t>
+                    <w:t xml:space="preserve">          </w:t>
                   </w:r>
                 </w:p>
               </w:tc>
@@ -1454,7 +1464,7 @@
                       <w:szCs w:val="22"/>
                       <w:u w:val="single"/>
                     </w:rPr>
-                    <w:t xml:space="preserve">      </w:t>
+                    <w:t xml:space="preserve">          </w:t>
                   </w:r>
                 </w:p>
               </w:tc>
@@ -1516,7 +1526,7 @@
                       <w:szCs w:val="22"/>
                       <w:u w:val="single"/>
                     </w:rPr>
-                    <w:t xml:space="preserve">      </w:t>
+                    <w:t xml:space="preserve">          </w:t>
                   </w:r>
                 </w:p>
               </w:tc>
@@ -1584,7 +1594,7 @@
                       <w:szCs w:val="22"/>
                       <w:u w:val="single"/>
                     </w:rPr>
-                    <w:t xml:space="preserve">      </w:t>
+                    <w:t xml:space="preserve">          </w:t>
                   </w:r>
                 </w:p>
               </w:tc>
@@ -1646,7 +1656,7 @@
                       <w:szCs w:val="22"/>
                       <w:u w:val="single"/>
                     </w:rPr>
-                    <w:t xml:space="preserve">      </w:t>
+                    <w:t xml:space="preserve">          </w:t>
                   </w:r>
                 </w:p>
               </w:tc>
@@ -1708,7 +1718,7 @@
                       <w:szCs w:val="22"/>
                       <w:u w:val="single"/>
                     </w:rPr>
-                    <w:t xml:space="preserve">      </w:t>
+                    <w:t xml:space="preserve">          </w:t>
                   </w:r>
                 </w:p>
               </w:tc>
@@ -1740,7 +1750,7 @@
           <w:caps/>
           <w:color w:val="003A70"/>
           <w:spacing w:val="12"/>
-          <w:sz w:val="19"/>
+          <w:sz w:val="22"/>
           <w:szCs w:val="19"/>
         </w:rPr>
         <w:t xml:space="preserve">Lesson 3-6  ·  Session 2  ·  Prerequisite Practice B  ·  Skill 2 of 2</w:t>
@@ -1748,6 +1758,7 @@
     </w:p>
     <w:p>
       <w:pPr>
+        <w:pStyle w:val="Heading1"/>
         <w:keepNext/>
         <w:spacing w:before="0" w:after="10" w:line="240" w:lineRule="auto"/>
       </w:pPr>
@@ -1773,7 +1784,7 @@
         <w:rPr>
           <w:rFonts w:ascii="Avenir Next" w:hAnsi="Avenir Next" w:cs="Avenir Next" w:eastAsia="Avenir Next"/>
           <w:color w:val="5A5F66"/>
-          <w:sz w:val="17"/>
+          <w:sz w:val="22"/>
           <w:szCs w:val="17"/>
         </w:rPr>
         <w:t xml:space="preserve">Builds on Grade 5 · 5.NBT.B.6</w:t>
@@ -1816,6 +1827,7 @@
           </w:tcPr>
           <w:p>
             <w:pPr>
+              <w:pStyle w:val="Heading2"/>
               <w:spacing w:before="0" w:after="0" w:line="252" w:lineRule="auto"/>
             </w:pPr>
             <w:r>
@@ -1845,7 +1857,7 @@
               <w:rPr>
                 <w:rFonts w:ascii="Avenir Next" w:hAnsi="Avenir Next" w:cs="Avenir Next" w:eastAsia="Avenir Next"/>
                 <w:color w:val="1A1A1A"/>
-                <w:sz w:val="20"/>
+                <w:sz w:val="22"/>
                 <w:szCs w:val="20"/>
               </w:rPr>
               <w:t xml:space="preserve">You will find how many 500 mL bottles 4,000 mL can fill.</w:t>
@@ -1865,6 +1877,7 @@
           </w:tcPr>
           <w:p>
             <w:pPr>
+              <w:pStyle w:val="Heading2"/>
               <w:spacing w:before="0" w:after="0" w:line="252" w:lineRule="auto"/>
             </w:pPr>
             <w:r>
@@ -1894,7 +1907,7 @@
               <w:rPr>
                 <w:rFonts w:ascii="Avenir Next" w:hAnsi="Avenir Next" w:cs="Avenir Next" w:eastAsia="Avenir Next"/>
                 <w:color w:val="1A1A1A"/>
-                <w:sz w:val="20"/>
+                <w:sz w:val="22"/>
                 <w:szCs w:val="20"/>
               </w:rPr>
               <w:t xml:space="preserve">Divide numbers that end in zeros, like 240 ÷ 30 = 8.  </w:t>
@@ -1904,7 +1917,7 @@
                 <w:rFonts w:ascii="Avenir Next" w:hAnsi="Avenir Next" w:cs="Avenir Next" w:eastAsia="Avenir Next"/>
                 <w:b/>
                 <w:color w:val="1A1A1A"/>
-                <w:sz w:val="20"/>
+                <w:sz w:val="22"/>
                 <w:szCs w:val="20"/>
               </w:rPr>
               <w:t xml:space="preserve">You will use it in Practice Form A, problems 2 and 5.</w:t>
@@ -1915,6 +1928,7 @@
     </w:tbl>
     <w:p>
       <w:pPr>
+        <w:pStyle w:val="Heading2"/>
         <w:keepNext/>
         <w:pBdr>
           <w:bottom w:val="single" w:sz="8" w:space="3" w:color="003A70"/>
@@ -1930,7 +1944,7 @@
           <w:b/>
           <w:color w:val="003A70"/>
           <w:spacing w:val="14"/>
-          <w:sz w:val="19"/>
+          <w:sz w:val="22"/>
           <w:szCs w:val="19"/>
         </w:rPr>
         <w:t xml:space="preserve">STEPS TO FOLLOW</w:t>
@@ -1949,7 +1963,7 @@
           <w:rFonts w:ascii="Avenir Next" w:hAnsi="Avenir Next" w:cs="Avenir Next" w:eastAsia="Avenir Next"/>
           <w:i/>
           <w:color w:val="5A5F66"/>
-          <w:sz w:val="17"/>
+          <w:sz w:val="22"/>
           <w:szCs w:val="17"/>
         </w:rPr>
         <w:t xml:space="preserve">use these same steps on every problem</w:t>
@@ -1991,6 +2005,7 @@
           </w:tcPr>
           <w:p>
             <w:pPr>
+              <w:pStyle w:val="Heading1"/>
               <w:spacing w:before="0" w:after="0" w:line="240" w:lineRule="auto"/>
               <w:jc w:val="center"/>
             </w:pPr>
@@ -2020,7 +2035,7 @@
                 <w:rFonts w:ascii="Avenir Next" w:hAnsi="Avenir Next" w:cs="Avenir Next" w:eastAsia="Avenir Next"/>
                 <w:b/>
                 <w:color w:val="1A1A1A"/>
-                <w:sz w:val="21"/>
+                <w:sz w:val="22"/>
                 <w:szCs w:val="21"/>
               </w:rPr>
               <w:t xml:space="preserve">Cross off</w:t>
@@ -2029,7 +2044,7 @@
               <w:rPr>
                 <w:rFonts w:ascii="Avenir Next" w:hAnsi="Avenir Next" w:cs="Avenir Next" w:eastAsia="Avenir Next"/>
                 <w:color w:val="1A1A1A"/>
-                <w:sz w:val="21"/>
+                <w:sz w:val="22"/>
                 <w:szCs w:val="21"/>
               </w:rPr>
               <w:t xml:space="preserve"> the same number of zeros from both numbers.</w:t>
@@ -2048,6 +2063,7 @@
           </w:tcPr>
           <w:p>
             <w:pPr>
+              <w:pStyle w:val="Heading1"/>
               <w:spacing w:before="0" w:after="0" w:line="240" w:lineRule="auto"/>
               <w:jc w:val="center"/>
             </w:pPr>
@@ -2077,7 +2093,7 @@
                 <w:rFonts w:ascii="Avenir Next" w:hAnsi="Avenir Next" w:cs="Avenir Next" w:eastAsia="Avenir Next"/>
                 <w:b/>
                 <w:color w:val="1A1A1A"/>
-                <w:sz w:val="21"/>
+                <w:sz w:val="22"/>
                 <w:szCs w:val="21"/>
               </w:rPr>
               <w:t xml:space="preserve">Divide</w:t>
@@ -2086,7 +2102,7 @@
               <w:rPr>
                 <w:rFonts w:ascii="Avenir Next" w:hAnsi="Avenir Next" w:cs="Avenir Next" w:eastAsia="Avenir Next"/>
                 <w:color w:val="1A1A1A"/>
-                <w:sz w:val="21"/>
+                <w:sz w:val="22"/>
                 <w:szCs w:val="21"/>
               </w:rPr>
               <w:t xml:space="preserve"> the numbers that are left.</w:t>
@@ -2105,6 +2121,7 @@
           </w:tcPr>
           <w:p>
             <w:pPr>
+              <w:pStyle w:val="Heading1"/>
               <w:spacing w:before="0" w:after="0" w:line="240" w:lineRule="auto"/>
               <w:jc w:val="center"/>
             </w:pPr>
@@ -2134,7 +2151,7 @@
                 <w:rFonts w:ascii="Avenir Next" w:hAnsi="Avenir Next" w:cs="Avenir Next" w:eastAsia="Avenir Next"/>
                 <w:b/>
                 <w:color w:val="1A1A1A"/>
-                <w:sz w:val="21"/>
+                <w:sz w:val="22"/>
                 <w:szCs w:val="21"/>
               </w:rPr>
               <w:t xml:space="preserve">Check</w:t>
@@ -2143,7 +2160,7 @@
               <w:rPr>
                 <w:rFonts w:ascii="Avenir Next" w:hAnsi="Avenir Next" w:cs="Avenir Next" w:eastAsia="Avenir Next"/>
                 <w:color w:val="1A1A1A"/>
-                <w:sz w:val="21"/>
+                <w:sz w:val="22"/>
                 <w:szCs w:val="21"/>
               </w:rPr>
               <w:t xml:space="preserve">: multiply your answer by the divisor.</w:t>
@@ -2154,6 +2171,7 @@
     </w:tbl>
     <w:p>
       <w:pPr>
+        <w:pStyle w:val="Heading2"/>
         <w:keepNext/>
         <w:pBdr>
           <w:bottom w:val="single" w:sz="8" w:space="3" w:color="003A70"/>
@@ -2169,7 +2187,7 @@
           <w:b/>
           <w:color w:val="003A70"/>
           <w:spacing w:val="14"/>
-          <w:sz w:val="19"/>
+          <w:sz w:val="22"/>
           <w:szCs w:val="19"/>
         </w:rPr>
         <w:t xml:space="preserve">WATCH ME</w:t>
@@ -2188,7 +2206,7 @@
           <w:rFonts w:ascii="Avenir Next" w:hAnsi="Avenir Next" w:cs="Avenir Next" w:eastAsia="Avenir Next"/>
           <w:i/>
           <w:color w:val="5A5F66"/>
-          <w:sz w:val="17"/>
+          <w:sz w:val="22"/>
           <w:szCs w:val="17"/>
         </w:rPr>
         <w:t xml:space="preserve">the steps in action</w:t>
@@ -2203,7 +2221,7 @@
           <w:rFonts w:ascii="Avenir Next" w:hAnsi="Avenir Next" w:cs="Avenir Next" w:eastAsia="Avenir Next"/>
           <w:b/>
           <w:color w:val="1A1A1A"/>
-          <w:sz w:val="21"/>
+          <w:sz w:val="22"/>
           <w:szCs w:val="21"/>
         </w:rPr>
         <w:t xml:space="preserve">Find 6,000 ÷ 300.</w:t>
@@ -2222,25 +2240,25 @@
           <w:rFonts w:ascii="Avenir Next" w:hAnsi="Avenir Next" w:cs="Avenir Next" w:eastAsia="Avenir Next"/>
           <w:b/>
           <w:color w:val="003A70"/>
+          <w:sz w:val="22"/>
+          <w:szCs w:val="19"/>
+        </w:rPr>
+        <w:t xml:space="preserve">Step 1</w:t>
+      </w:r>
+      <w:r>
+        <w:rPr>
+          <w:rFonts w:ascii="Avenir Next" w:hAnsi="Avenir Next" w:cs="Avenir Next" w:eastAsia="Avenir Next"/>
+          <w:color w:val="1A1A1A"/>
           <w:sz w:val="19"/>
           <w:szCs w:val="19"/>
         </w:rPr>
-        <w:t xml:space="preserve">Step 1</w:t>
-      </w:r>
-      <w:r>
-        <w:rPr>
-          <w:rFonts w:ascii="Avenir Next" w:hAnsi="Avenir Next" w:cs="Avenir Next" w:eastAsia="Avenir Next"/>
-          <w:color w:val="1A1A1A"/>
-          <w:sz w:val="19"/>
-          <w:szCs w:val="19"/>
-        </w:rPr>
         <w:tab/>
       </w:r>
       <w:r>
         <w:rPr>
           <w:rFonts w:ascii="Avenir Next" w:hAnsi="Avenir Next" w:cs="Avenir Next" w:eastAsia="Avenir Next"/>
           <w:color w:val="1A1A1A"/>
-          <w:sz w:val="21"/>
+          <w:sz w:val="22"/>
           <w:szCs w:val="21"/>
         </w:rPr>
         <w:t xml:space="preserve">Cross off 2 zeros from each: 60 ÷ 3.</w:t>
@@ -2259,25 +2277,25 @@
           <w:rFonts w:ascii="Avenir Next" w:hAnsi="Avenir Next" w:cs="Avenir Next" w:eastAsia="Avenir Next"/>
           <w:b/>
           <w:color w:val="003A70"/>
+          <w:sz w:val="22"/>
+          <w:szCs w:val="19"/>
+        </w:rPr>
+        <w:t xml:space="preserve">Step 2</w:t>
+      </w:r>
+      <w:r>
+        <w:rPr>
+          <w:rFonts w:ascii="Avenir Next" w:hAnsi="Avenir Next" w:cs="Avenir Next" w:eastAsia="Avenir Next"/>
+          <w:color w:val="1A1A1A"/>
           <w:sz w:val="19"/>
           <w:szCs w:val="19"/>
         </w:rPr>
-        <w:t xml:space="preserve">Step 2</w:t>
-      </w:r>
-      <w:r>
-        <w:rPr>
-          <w:rFonts w:ascii="Avenir Next" w:hAnsi="Avenir Next" w:cs="Avenir Next" w:eastAsia="Avenir Next"/>
-          <w:color w:val="1A1A1A"/>
-          <w:sz w:val="19"/>
-          <w:szCs w:val="19"/>
-        </w:rPr>
         <w:tab/>
       </w:r>
       <w:r>
         <w:rPr>
           <w:rFonts w:ascii="Avenir Next" w:hAnsi="Avenir Next" w:cs="Avenir Next" w:eastAsia="Avenir Next"/>
           <w:color w:val="1A1A1A"/>
-          <w:sz w:val="21"/>
+          <w:sz w:val="22"/>
           <w:szCs w:val="21"/>
         </w:rPr>
         <w:t xml:space="preserve">60 ÷ 3 = 20.</w:t>
@@ -2296,25 +2314,25 @@
           <w:rFonts w:ascii="Avenir Next" w:hAnsi="Avenir Next" w:cs="Avenir Next" w:eastAsia="Avenir Next"/>
           <w:b/>
           <w:color w:val="003A70"/>
+          <w:sz w:val="22"/>
+          <w:szCs w:val="19"/>
+        </w:rPr>
+        <w:t xml:space="preserve">Step 3</w:t>
+      </w:r>
+      <w:r>
+        <w:rPr>
+          <w:rFonts w:ascii="Avenir Next" w:hAnsi="Avenir Next" w:cs="Avenir Next" w:eastAsia="Avenir Next"/>
+          <w:color w:val="1A1A1A"/>
           <w:sz w:val="19"/>
           <w:szCs w:val="19"/>
         </w:rPr>
-        <w:t xml:space="preserve">Step 3</w:t>
-      </w:r>
-      <w:r>
-        <w:rPr>
-          <w:rFonts w:ascii="Avenir Next" w:hAnsi="Avenir Next" w:cs="Avenir Next" w:eastAsia="Avenir Next"/>
-          <w:color w:val="1A1A1A"/>
-          <w:sz w:val="19"/>
-          <w:szCs w:val="19"/>
-        </w:rPr>
         <w:tab/>
       </w:r>
       <w:r>
         <w:rPr>
           <w:rFonts w:ascii="Avenir Next" w:hAnsi="Avenir Next" w:cs="Avenir Next" w:eastAsia="Avenir Next"/>
           <w:color w:val="1A1A1A"/>
-          <w:sz w:val="21"/>
+          <w:sz w:val="22"/>
           <w:szCs w:val="21"/>
         </w:rPr>
         <w:t xml:space="preserve">Check: 20 × 300 = 6,000.</w:t>
@@ -2333,18 +2351,18 @@
           <w:rFonts w:ascii="Avenir Next" w:hAnsi="Avenir Next" w:cs="Avenir Next" w:eastAsia="Avenir Next"/>
           <w:b/>
           <w:color w:val="1A1A1A"/>
+          <w:sz w:val="22"/>
+          <w:szCs w:val="21"/>
+        </w:rPr>
+        <w:t xml:space="preserve">Answer</w:t>
+      </w:r>
+      <w:r>
+        <w:rPr>
+          <w:rFonts w:ascii="Avenir Next" w:hAnsi="Avenir Next" w:cs="Avenir Next" w:eastAsia="Avenir Next"/>
+          <w:color w:val="1A1A1A"/>
           <w:sz w:val="21"/>
           <w:szCs w:val="21"/>
         </w:rPr>
-        <w:t xml:space="preserve">Answer</w:t>
-      </w:r>
-      <w:r>
-        <w:rPr>
-          <w:rFonts w:ascii="Avenir Next" w:hAnsi="Avenir Next" w:cs="Avenir Next" w:eastAsia="Avenir Next"/>
-          <w:color w:val="1A1A1A"/>
-          <w:sz w:val="21"/>
-          <w:szCs w:val="21"/>
-        </w:rPr>
         <w:tab/>
       </w:r>
       <w:r>
@@ -2352,7 +2370,7 @@
           <w:rFonts w:ascii="Avenir Next" w:hAnsi="Avenir Next" w:cs="Avenir Next" w:eastAsia="Avenir Next"/>
           <w:b/>
           <w:color w:val="1A1A1A"/>
-          <w:sz w:val="21"/>
+          <w:sz w:val="22"/>
           <w:szCs w:val="21"/>
         </w:rPr>
         <w:t xml:space="preserve">20</w:t>
@@ -2360,6 +2378,7 @@
     </w:p>
     <w:p>
       <w:pPr>
+        <w:pStyle w:val="Heading2"/>
         <w:keepNext/>
         <w:pBdr>
           <w:bottom w:val="single" w:sz="8" w:space="3" w:color="003A70"/>
@@ -2375,7 +2394,7 @@
           <w:b/>
           <w:color w:val="003A70"/>
           <w:spacing w:val="14"/>
-          <w:sz w:val="19"/>
+          <w:sz w:val="22"/>
           <w:szCs w:val="19"/>
         </w:rPr>
         <w:t xml:space="preserve">TRY IT WITH HELP</w:t>
@@ -2394,7 +2413,7 @@
           <w:rFonts w:ascii="Avenir Next" w:hAnsi="Avenir Next" w:cs="Avenir Next" w:eastAsia="Avenir Next"/>
           <w:i/>
           <w:color w:val="5A5F66"/>
-          <w:sz w:val="17"/>
+          <w:sz w:val="22"/>
           <w:szCs w:val="17"/>
         </w:rPr>
         <w:t xml:space="preserve">fill in each step</w:t>
@@ -2452,28 +2471,47 @@
           <w:rFonts w:ascii="Avenir Next" w:hAnsi="Avenir Next" w:cs="Avenir Next" w:eastAsia="Avenir Next"/>
           <w:b/>
           <w:color w:val="003A70"/>
+          <w:sz w:val="22"/>
+          <w:szCs w:val="18"/>
+        </w:rPr>
+        <w:t xml:space="preserve">Step 1</w:t>
+      </w:r>
+      <w:r>
+        <w:rPr>
+          <w:rFonts w:ascii="Avenir Next" w:hAnsi="Avenir Next" w:cs="Avenir Next" w:eastAsia="Avenir Next"/>
+          <w:color w:val="1A1A1A"/>
           <w:sz w:val="18"/>
           <w:szCs w:val="18"/>
         </w:rPr>
-        <w:t xml:space="preserve">Step 1</w:t>
-      </w:r>
-      <w:r>
-        <w:rPr>
-          <w:rFonts w:ascii="Avenir Next" w:hAnsi="Avenir Next" w:cs="Avenir Next" w:eastAsia="Avenir Next"/>
-          <w:color w:val="1A1A1A"/>
-          <w:sz w:val="18"/>
-          <w:szCs w:val="18"/>
-        </w:rPr>
         <w:tab/>
       </w:r>
       <w:r>
         <w:rPr>
           <w:rFonts w:ascii="Avenir Next" w:hAnsi="Avenir Next" w:cs="Avenir Next" w:eastAsia="Avenir Next"/>
           <w:color w:val="1A1A1A"/>
+          <w:sz w:val="22"/>
+          <w:szCs w:val="21"/>
+        </w:rPr>
+        <w:t xml:space="preserve">Cross off 1 zero from each: </w:t>
+      </w:r>
+      <w:r>
+        <w:rPr>
+          <w:rFonts w:ascii="Avenir Next" w:hAnsi="Avenir Next" w:cs="Avenir Next" w:eastAsia="Avenir Next"/>
+          <w:color w:val="1A1A1A"/>
           <w:sz w:val="21"/>
           <w:szCs w:val="21"/>
-        </w:rPr>
-        <w:t xml:space="preserve">Cross off 1 zero from each: </w:t>
+          <w:u w:val="single"/>
+        </w:rPr>
+        <w:t xml:space="preserve">                </w:t>
+      </w:r>
+      <w:r>
+        <w:rPr>
+          <w:rFonts w:ascii="Avenir Next" w:hAnsi="Avenir Next" w:cs="Avenir Next" w:eastAsia="Avenir Next"/>
+          <w:color w:val="1A1A1A"/>
+          <w:sz w:val="22"/>
+          <w:szCs w:val="21"/>
+        </w:rPr>
+        <w:t xml:space="preserve"> ÷ </w:t>
       </w:r>
       <w:r>
         <w:rPr>
@@ -2489,26 +2527,7 @@
         <w:rPr>
           <w:rFonts w:ascii="Avenir Next" w:hAnsi="Avenir Next" w:cs="Avenir Next" w:eastAsia="Avenir Next"/>
           <w:color w:val="1A1A1A"/>
-          <w:sz w:val="21"/>
-          <w:szCs w:val="21"/>
-        </w:rPr>
-        <w:t xml:space="preserve"> ÷ </w:t>
-      </w:r>
-      <w:r>
-        <w:rPr>
-          <w:rFonts w:ascii="Avenir Next" w:hAnsi="Avenir Next" w:cs="Avenir Next" w:eastAsia="Avenir Next"/>
-          <w:color w:val="1A1A1A"/>
-          <w:sz w:val="21"/>
-          <w:szCs w:val="21"/>
-          <w:u w:val="single"/>
-        </w:rPr>
-        <w:t xml:space="preserve">                </w:t>
-      </w:r>
-      <w:r>
-        <w:rPr>
-          <w:rFonts w:ascii="Avenir Next" w:hAnsi="Avenir Next" w:cs="Avenir Next" w:eastAsia="Avenir Next"/>
-          <w:color w:val="1A1A1A"/>
-          <w:sz w:val="21"/>
+          <w:sz w:val="22"/>
           <w:szCs w:val="21"/>
         </w:rPr>
         <w:t xml:space="preserve">.</w:t>
@@ -2528,35 +2547,35 @@
           <w:rFonts w:ascii="Avenir Next" w:hAnsi="Avenir Next" w:cs="Avenir Next" w:eastAsia="Avenir Next"/>
           <w:b/>
           <w:color w:val="003A70"/>
+          <w:sz w:val="22"/>
+          <w:szCs w:val="18"/>
+        </w:rPr>
+        <w:t xml:space="preserve">Step 2</w:t>
+      </w:r>
+      <w:r>
+        <w:rPr>
+          <w:rFonts w:ascii="Avenir Next" w:hAnsi="Avenir Next" w:cs="Avenir Next" w:eastAsia="Avenir Next"/>
+          <w:color w:val="1A1A1A"/>
           <w:sz w:val="18"/>
           <w:szCs w:val="18"/>
         </w:rPr>
-        <w:t xml:space="preserve">Step 2</w:t>
-      </w:r>
-      <w:r>
-        <w:rPr>
-          <w:rFonts w:ascii="Avenir Next" w:hAnsi="Avenir Next" w:cs="Avenir Next" w:eastAsia="Avenir Next"/>
-          <w:color w:val="1A1A1A"/>
-          <w:sz w:val="18"/>
-          <w:szCs w:val="18"/>
-        </w:rPr>
         <w:tab/>
       </w:r>
       <w:r>
         <w:rPr>
           <w:rFonts w:ascii="Avenir Next" w:hAnsi="Avenir Next" w:cs="Avenir Next" w:eastAsia="Avenir Next"/>
           <w:color w:val="1A1A1A"/>
+          <w:sz w:val="22"/>
+          <w:szCs w:val="21"/>
+        </w:rPr>
+        <w:t xml:space="preserve">18 ÷ 3 = </w:t>
+      </w:r>
+      <w:r>
+        <w:rPr>
+          <w:rFonts w:ascii="Avenir Next" w:hAnsi="Avenir Next" w:cs="Avenir Next" w:eastAsia="Avenir Next"/>
+          <w:color w:val="1A1A1A"/>
           <w:sz w:val="21"/>
           <w:szCs w:val="21"/>
-        </w:rPr>
-        <w:t xml:space="preserve">18 ÷ 3 = </w:t>
-      </w:r>
-      <w:r>
-        <w:rPr>
-          <w:rFonts w:ascii="Avenir Next" w:hAnsi="Avenir Next" w:cs="Avenir Next" w:eastAsia="Avenir Next"/>
-          <w:color w:val="1A1A1A"/>
-          <w:sz w:val="21"/>
-          <w:szCs w:val="21"/>
           <w:u w:val="single"/>
         </w:rPr>
         <w:t xml:space="preserve">                </w:t>
@@ -2565,7 +2584,7 @@
         <w:rPr>
           <w:rFonts w:ascii="Avenir Next" w:hAnsi="Avenir Next" w:cs="Avenir Next" w:eastAsia="Avenir Next"/>
           <w:color w:val="1A1A1A"/>
-          <w:sz w:val="21"/>
+          <w:sz w:val="22"/>
           <w:szCs w:val="21"/>
         </w:rPr>
         <w:t xml:space="preserve">.</w:t>
@@ -2585,35 +2604,35 @@
           <w:rFonts w:ascii="Avenir Next" w:hAnsi="Avenir Next" w:cs="Avenir Next" w:eastAsia="Avenir Next"/>
           <w:b/>
           <w:color w:val="003A70"/>
+          <w:sz w:val="22"/>
+          <w:szCs w:val="18"/>
+        </w:rPr>
+        <w:t xml:space="preserve">Step 3</w:t>
+      </w:r>
+      <w:r>
+        <w:rPr>
+          <w:rFonts w:ascii="Avenir Next" w:hAnsi="Avenir Next" w:cs="Avenir Next" w:eastAsia="Avenir Next"/>
+          <w:color w:val="1A1A1A"/>
           <w:sz w:val="18"/>
           <w:szCs w:val="18"/>
         </w:rPr>
-        <w:t xml:space="preserve">Step 3</w:t>
-      </w:r>
-      <w:r>
-        <w:rPr>
-          <w:rFonts w:ascii="Avenir Next" w:hAnsi="Avenir Next" w:cs="Avenir Next" w:eastAsia="Avenir Next"/>
-          <w:color w:val="1A1A1A"/>
-          <w:sz w:val="18"/>
-          <w:szCs w:val="18"/>
-        </w:rPr>
         <w:tab/>
       </w:r>
       <w:r>
         <w:rPr>
           <w:rFonts w:ascii="Avenir Next" w:hAnsi="Avenir Next" w:cs="Avenir Next" w:eastAsia="Avenir Next"/>
           <w:color w:val="1A1A1A"/>
+          <w:sz w:val="22"/>
+          <w:szCs w:val="21"/>
+        </w:rPr>
+        <w:t xml:space="preserve">Check: 6 × 30 = </w:t>
+      </w:r>
+      <w:r>
+        <w:rPr>
+          <w:rFonts w:ascii="Avenir Next" w:hAnsi="Avenir Next" w:cs="Avenir Next" w:eastAsia="Avenir Next"/>
+          <w:color w:val="1A1A1A"/>
           <w:sz w:val="21"/>
           <w:szCs w:val="21"/>
-        </w:rPr>
-        <w:t xml:space="preserve">Check: 6 × 30 = </w:t>
-      </w:r>
-      <w:r>
-        <w:rPr>
-          <w:rFonts w:ascii="Avenir Next" w:hAnsi="Avenir Next" w:cs="Avenir Next" w:eastAsia="Avenir Next"/>
-          <w:color w:val="1A1A1A"/>
-          <w:sz w:val="21"/>
-          <w:szCs w:val="21"/>
           <w:u w:val="single"/>
         </w:rPr>
         <w:t xml:space="preserve">                </w:t>
@@ -2622,7 +2641,7 @@
         <w:rPr>
           <w:rFonts w:ascii="Avenir Next" w:hAnsi="Avenir Next" w:cs="Avenir Next" w:eastAsia="Avenir Next"/>
           <w:color w:val="1A1A1A"/>
-          <w:sz w:val="21"/>
+          <w:sz w:val="22"/>
           <w:szCs w:val="21"/>
         </w:rPr>
         <w:t xml:space="preserve">.</w:t>
@@ -2685,28 +2704,47 @@
           <w:rFonts w:ascii="Avenir Next" w:hAnsi="Avenir Next" w:cs="Avenir Next" w:eastAsia="Avenir Next"/>
           <w:b/>
           <w:color w:val="003A70"/>
+          <w:sz w:val="22"/>
+          <w:szCs w:val="18"/>
+        </w:rPr>
+        <w:t xml:space="preserve">Step 1</w:t>
+      </w:r>
+      <w:r>
+        <w:rPr>
+          <w:rFonts w:ascii="Avenir Next" w:hAnsi="Avenir Next" w:cs="Avenir Next" w:eastAsia="Avenir Next"/>
+          <w:color w:val="1A1A1A"/>
           <w:sz w:val="18"/>
           <w:szCs w:val="18"/>
         </w:rPr>
-        <w:t xml:space="preserve">Step 1</w:t>
-      </w:r>
-      <w:r>
-        <w:rPr>
-          <w:rFonts w:ascii="Avenir Next" w:hAnsi="Avenir Next" w:cs="Avenir Next" w:eastAsia="Avenir Next"/>
-          <w:color w:val="1A1A1A"/>
-          <w:sz w:val="18"/>
-          <w:szCs w:val="18"/>
-        </w:rPr>
         <w:tab/>
       </w:r>
       <w:r>
         <w:rPr>
           <w:rFonts w:ascii="Avenir Next" w:hAnsi="Avenir Next" w:cs="Avenir Next" w:eastAsia="Avenir Next"/>
           <w:color w:val="1A1A1A"/>
+          <w:sz w:val="22"/>
+          <w:szCs w:val="21"/>
+        </w:rPr>
+        <w:t xml:space="preserve">Cross off 2 zeros from each: </w:t>
+      </w:r>
+      <w:r>
+        <w:rPr>
+          <w:rFonts w:ascii="Avenir Next" w:hAnsi="Avenir Next" w:cs="Avenir Next" w:eastAsia="Avenir Next"/>
+          <w:color w:val="1A1A1A"/>
           <w:sz w:val="21"/>
           <w:szCs w:val="21"/>
-        </w:rPr>
-        <w:t xml:space="preserve">Cross off 2 zeros from each: </w:t>
+          <w:u w:val="single"/>
+        </w:rPr>
+        <w:t xml:space="preserve">                </w:t>
+      </w:r>
+      <w:r>
+        <w:rPr>
+          <w:rFonts w:ascii="Avenir Next" w:hAnsi="Avenir Next" w:cs="Avenir Next" w:eastAsia="Avenir Next"/>
+          <w:color w:val="1A1A1A"/>
+          <w:sz w:val="22"/>
+          <w:szCs w:val="21"/>
+        </w:rPr>
+        <w:t xml:space="preserve"> ÷ </w:t>
       </w:r>
       <w:r>
         <w:rPr>
@@ -2722,26 +2760,7 @@
         <w:rPr>
           <w:rFonts w:ascii="Avenir Next" w:hAnsi="Avenir Next" w:cs="Avenir Next" w:eastAsia="Avenir Next"/>
           <w:color w:val="1A1A1A"/>
-          <w:sz w:val="21"/>
-          <w:szCs w:val="21"/>
-        </w:rPr>
-        <w:t xml:space="preserve"> ÷ </w:t>
-      </w:r>
-      <w:r>
-        <w:rPr>
-          <w:rFonts w:ascii="Avenir Next" w:hAnsi="Avenir Next" w:cs="Avenir Next" w:eastAsia="Avenir Next"/>
-          <w:color w:val="1A1A1A"/>
-          <w:sz w:val="21"/>
-          <w:szCs w:val="21"/>
-          <w:u w:val="single"/>
-        </w:rPr>
-        <w:t xml:space="preserve">                </w:t>
-      </w:r>
-      <w:r>
-        <w:rPr>
-          <w:rFonts w:ascii="Avenir Next" w:hAnsi="Avenir Next" w:cs="Avenir Next" w:eastAsia="Avenir Next"/>
-          <w:color w:val="1A1A1A"/>
-          <w:sz w:val="21"/>
+          <w:sz w:val="22"/>
           <w:szCs w:val="21"/>
         </w:rPr>
         <w:t xml:space="preserve">.</w:t>
@@ -2761,35 +2780,35 @@
           <w:rFonts w:ascii="Avenir Next" w:hAnsi="Avenir Next" w:cs="Avenir Next" w:eastAsia="Avenir Next"/>
           <w:b/>
           <w:color w:val="003A70"/>
+          <w:sz w:val="22"/>
+          <w:szCs w:val="18"/>
+        </w:rPr>
+        <w:t xml:space="preserve">Step 2</w:t>
+      </w:r>
+      <w:r>
+        <w:rPr>
+          <w:rFonts w:ascii="Avenir Next" w:hAnsi="Avenir Next" w:cs="Avenir Next" w:eastAsia="Avenir Next"/>
+          <w:color w:val="1A1A1A"/>
           <w:sz w:val="18"/>
           <w:szCs w:val="18"/>
         </w:rPr>
-        <w:t xml:space="preserve">Step 2</w:t>
-      </w:r>
-      <w:r>
-        <w:rPr>
-          <w:rFonts w:ascii="Avenir Next" w:hAnsi="Avenir Next" w:cs="Avenir Next" w:eastAsia="Avenir Next"/>
-          <w:color w:val="1A1A1A"/>
-          <w:sz w:val="18"/>
-          <w:szCs w:val="18"/>
-        </w:rPr>
         <w:tab/>
       </w:r>
       <w:r>
         <w:rPr>
           <w:rFonts w:ascii="Avenir Next" w:hAnsi="Avenir Next" w:cs="Avenir Next" w:eastAsia="Avenir Next"/>
           <w:color w:val="1A1A1A"/>
+          <w:sz w:val="22"/>
+          <w:szCs w:val="21"/>
+        </w:rPr>
+        <w:t xml:space="preserve">24 ÷ 4 = </w:t>
+      </w:r>
+      <w:r>
+        <w:rPr>
+          <w:rFonts w:ascii="Avenir Next" w:hAnsi="Avenir Next" w:cs="Avenir Next" w:eastAsia="Avenir Next"/>
+          <w:color w:val="1A1A1A"/>
           <w:sz w:val="21"/>
           <w:szCs w:val="21"/>
-        </w:rPr>
-        <w:t xml:space="preserve">24 ÷ 4 = </w:t>
-      </w:r>
-      <w:r>
-        <w:rPr>
-          <w:rFonts w:ascii="Avenir Next" w:hAnsi="Avenir Next" w:cs="Avenir Next" w:eastAsia="Avenir Next"/>
-          <w:color w:val="1A1A1A"/>
-          <w:sz w:val="21"/>
-          <w:szCs w:val="21"/>
           <w:u w:val="single"/>
         </w:rPr>
         <w:t xml:space="preserve">                </w:t>
@@ -2798,7 +2817,7 @@
         <w:rPr>
           <w:rFonts w:ascii="Avenir Next" w:hAnsi="Avenir Next" w:cs="Avenir Next" w:eastAsia="Avenir Next"/>
           <w:color w:val="1A1A1A"/>
-          <w:sz w:val="21"/>
+          <w:sz w:val="22"/>
           <w:szCs w:val="21"/>
         </w:rPr>
         <w:t xml:space="preserve">.</w:t>
@@ -2818,35 +2837,35 @@
           <w:rFonts w:ascii="Avenir Next" w:hAnsi="Avenir Next" w:cs="Avenir Next" w:eastAsia="Avenir Next"/>
           <w:b/>
           <w:color w:val="003A70"/>
+          <w:sz w:val="22"/>
+          <w:szCs w:val="18"/>
+        </w:rPr>
+        <w:t xml:space="preserve">Step 3</w:t>
+      </w:r>
+      <w:r>
+        <w:rPr>
+          <w:rFonts w:ascii="Avenir Next" w:hAnsi="Avenir Next" w:cs="Avenir Next" w:eastAsia="Avenir Next"/>
+          <w:color w:val="1A1A1A"/>
           <w:sz w:val="18"/>
           <w:szCs w:val="18"/>
         </w:rPr>
-        <w:t xml:space="preserve">Step 3</w:t>
-      </w:r>
-      <w:r>
-        <w:rPr>
-          <w:rFonts w:ascii="Avenir Next" w:hAnsi="Avenir Next" w:cs="Avenir Next" w:eastAsia="Avenir Next"/>
-          <w:color w:val="1A1A1A"/>
-          <w:sz w:val="18"/>
-          <w:szCs w:val="18"/>
-        </w:rPr>
         <w:tab/>
       </w:r>
       <w:r>
         <w:rPr>
           <w:rFonts w:ascii="Avenir Next" w:hAnsi="Avenir Next" w:cs="Avenir Next" w:eastAsia="Avenir Next"/>
           <w:color w:val="1A1A1A"/>
+          <w:sz w:val="22"/>
+          <w:szCs w:val="21"/>
+        </w:rPr>
+        <w:t xml:space="preserve">Check: 6 × 400 = </w:t>
+      </w:r>
+      <w:r>
+        <w:rPr>
+          <w:rFonts w:ascii="Avenir Next" w:hAnsi="Avenir Next" w:cs="Avenir Next" w:eastAsia="Avenir Next"/>
+          <w:color w:val="1A1A1A"/>
           <w:sz w:val="21"/>
           <w:szCs w:val="21"/>
-        </w:rPr>
-        <w:t xml:space="preserve">Check: 6 × 400 = </w:t>
-      </w:r>
-      <w:r>
-        <w:rPr>
-          <w:rFonts w:ascii="Avenir Next" w:hAnsi="Avenir Next" w:cs="Avenir Next" w:eastAsia="Avenir Next"/>
-          <w:color w:val="1A1A1A"/>
-          <w:sz w:val="21"/>
-          <w:szCs w:val="21"/>
           <w:u w:val="single"/>
         </w:rPr>
         <w:t xml:space="preserve">                </w:t>
@@ -2855,7 +2874,7 @@
         <w:rPr>
           <w:rFonts w:ascii="Avenir Next" w:hAnsi="Avenir Next" w:cs="Avenir Next" w:eastAsia="Avenir Next"/>
           <w:color w:val="1A1A1A"/>
-          <w:sz w:val="21"/>
+          <w:sz w:val="22"/>
           <w:szCs w:val="21"/>
         </w:rPr>
         <w:t xml:space="preserve">.</w:t>
@@ -2868,6 +2887,7 @@
     </w:p>
     <w:p>
       <w:pPr>
+        <w:pStyle w:val="Heading2"/>
         <w:keepNext/>
         <w:pBdr>
           <w:bottom w:val="single" w:sz="8" w:space="3" w:color="003A70"/>
@@ -2883,7 +2903,7 @@
           <w:b/>
           <w:color w:val="003A70"/>
           <w:spacing w:val="14"/>
-          <w:sz w:val="19"/>
+          <w:sz w:val="22"/>
           <w:szCs w:val="19"/>
         </w:rPr>
         <w:t xml:space="preserve">YOUR TURN</w:t>
@@ -2902,7 +2922,7 @@
           <w:rFonts w:ascii="Avenir Next" w:hAnsi="Avenir Next" w:cs="Avenir Next" w:eastAsia="Avenir Next"/>
           <w:i/>
           <w:color w:val="5A5F66"/>
-          <w:sz w:val="17"/>
+          <w:sz w:val="22"/>
           <w:szCs w:val="17"/>
         </w:rPr>
         <w:t xml:space="preserve">use the steps on your own</w:t>
@@ -3074,7 +3094,7 @@
                       <w:szCs w:val="22"/>
                       <w:u w:val="single"/>
                     </w:rPr>
-                    <w:t xml:space="preserve">      </w:t>
+                    <w:t xml:space="preserve">          </w:t>
                   </w:r>
                 </w:p>
               </w:tc>
@@ -3136,7 +3156,7 @@
                       <w:szCs w:val="22"/>
                       <w:u w:val="single"/>
                     </w:rPr>
-                    <w:t xml:space="preserve">      </w:t>
+                    <w:t xml:space="preserve">          </w:t>
                   </w:r>
                 </w:p>
               </w:tc>
@@ -3198,7 +3218,7 @@
                       <w:szCs w:val="22"/>
                       <w:u w:val="single"/>
                     </w:rPr>
-                    <w:t xml:space="preserve">      </w:t>
+                    <w:t xml:space="preserve">          </w:t>
                   </w:r>
                 </w:p>
               </w:tc>
@@ -3266,7 +3286,7 @@
                       <w:szCs w:val="22"/>
                       <w:u w:val="single"/>
                     </w:rPr>
-                    <w:t xml:space="preserve">      </w:t>
+                    <w:t xml:space="preserve">          </w:t>
                   </w:r>
                 </w:p>
               </w:tc>
@@ -3328,7 +3348,7 @@
                       <w:szCs w:val="22"/>
                       <w:u w:val="single"/>
                     </w:rPr>
-                    <w:t xml:space="preserve">      </w:t>
+                    <w:t xml:space="preserve">          </w:t>
                   </w:r>
                 </w:p>
               </w:tc>
@@ -3390,7 +3410,7 @@
                       <w:szCs w:val="22"/>
                       <w:u w:val="single"/>
                     </w:rPr>
-                    <w:t xml:space="preserve">      </w:t>
+                    <w:t xml:space="preserve">          </w:t>
                   </w:r>
                 </w:p>
               </w:tc>
@@ -3411,6 +3431,7 @@
     </w:p>
     <w:p>
       <w:pPr>
+        <w:pStyle w:val="Heading2"/>
         <w:keepNext/>
         <w:pBdr>
           <w:bottom w:val="single" w:sz="8" w:space="3" w:color="003A70"/>
@@ -3426,7 +3447,7 @@
           <w:b/>
           <w:color w:val="003A70"/>
           <w:spacing w:val="14"/>
-          <w:sz w:val="19"/>
+          <w:sz w:val="22"/>
           <w:szCs w:val="19"/>
         </w:rPr>
         <w:t xml:space="preserve">READY CHECK</w:t>
@@ -3445,7 +3466,7 @@
           <w:rFonts w:ascii="Avenir Next" w:hAnsi="Avenir Next" w:cs="Avenir Next" w:eastAsia="Avenir Next"/>
           <w:i/>
           <w:color w:val="5A5F66"/>
-          <w:sz w:val="17"/>
+          <w:sz w:val="22"/>
           <w:szCs w:val="17"/>
         </w:rPr>
         <w:t xml:space="preserve">a problem like the one in today’s lesson</w:t>
@@ -3577,25 +3598,25 @@
                       <w:rFonts w:ascii="Avenir Next" w:hAnsi="Avenir Next" w:cs="Avenir Next" w:eastAsia="Avenir Next"/>
                       <w:b/>
                       <w:color w:val="003A70"/>
+                      <w:sz w:val="22"/>
+                      <w:szCs w:val="21"/>
+                    </w:rPr>
+                    <w:t xml:space="preserve">A</w:t>
+                  </w:r>
+                  <w:r>
+                    <w:rPr>
+                      <w:rFonts w:ascii="Avenir Next" w:hAnsi="Avenir Next" w:cs="Avenir Next" w:eastAsia="Avenir Next"/>
+                      <w:color w:val="1A1A1A"/>
                       <w:sz w:val="21"/>
                       <w:szCs w:val="21"/>
                     </w:rPr>
-                    <w:t xml:space="preserve">A</w:t>
-                  </w:r>
-                  <w:r>
-                    <w:rPr>
-                      <w:rFonts w:ascii="Avenir Next" w:hAnsi="Avenir Next" w:cs="Avenir Next" w:eastAsia="Avenir Next"/>
-                      <w:color w:val="1A1A1A"/>
-                      <w:sz w:val="21"/>
-                      <w:szCs w:val="21"/>
-                    </w:rPr>
                     <w:tab/>
                   </w:r>
                   <w:r>
                     <w:rPr>
                       <w:rFonts w:ascii="Avenir Next" w:hAnsi="Avenir Next" w:cs="Avenir Next" w:eastAsia="Avenir Next"/>
                       <w:color w:val="1A1A1A"/>
-                      <w:sz w:val="21"/>
+                      <w:sz w:val="22"/>
                       <w:szCs w:val="21"/>
                     </w:rPr>
                     <w:t xml:space="preserve">40</w:t>
@@ -3620,25 +3641,25 @@
                       <w:rFonts w:ascii="Avenir Next" w:hAnsi="Avenir Next" w:cs="Avenir Next" w:eastAsia="Avenir Next"/>
                       <w:b/>
                       <w:color w:val="003A70"/>
+                      <w:sz w:val="22"/>
+                      <w:szCs w:val="21"/>
+                    </w:rPr>
+                    <w:t xml:space="preserve">B</w:t>
+                  </w:r>
+                  <w:r>
+                    <w:rPr>
+                      <w:rFonts w:ascii="Avenir Next" w:hAnsi="Avenir Next" w:cs="Avenir Next" w:eastAsia="Avenir Next"/>
+                      <w:color w:val="1A1A1A"/>
                       <w:sz w:val="21"/>
                       <w:szCs w:val="21"/>
                     </w:rPr>
-                    <w:t xml:space="preserve">B</w:t>
-                  </w:r>
-                  <w:r>
-                    <w:rPr>
-                      <w:rFonts w:ascii="Avenir Next" w:hAnsi="Avenir Next" w:cs="Avenir Next" w:eastAsia="Avenir Next"/>
-                      <w:color w:val="1A1A1A"/>
-                      <w:sz w:val="21"/>
-                      <w:szCs w:val="21"/>
-                    </w:rPr>
                     <w:tab/>
                   </w:r>
                   <w:r>
                     <w:rPr>
                       <w:rFonts w:ascii="Avenir Next" w:hAnsi="Avenir Next" w:cs="Avenir Next" w:eastAsia="Avenir Next"/>
                       <w:color w:val="1A1A1A"/>
-                      <w:sz w:val="21"/>
+                      <w:sz w:val="22"/>
                       <w:szCs w:val="21"/>
                     </w:rPr>
                     <w:t xml:space="preserve">4</w:t>
@@ -3663,25 +3684,25 @@
                       <w:rFonts w:ascii="Avenir Next" w:hAnsi="Avenir Next" w:cs="Avenir Next" w:eastAsia="Avenir Next"/>
                       <w:b/>
                       <w:color w:val="003A70"/>
+                      <w:sz w:val="22"/>
+                      <w:szCs w:val="21"/>
+                    </w:rPr>
+                    <w:t xml:space="preserve">C</w:t>
+                  </w:r>
+                  <w:r>
+                    <w:rPr>
+                      <w:rFonts w:ascii="Avenir Next" w:hAnsi="Avenir Next" w:cs="Avenir Next" w:eastAsia="Avenir Next"/>
+                      <w:color w:val="1A1A1A"/>
                       <w:sz w:val="21"/>
                       <w:szCs w:val="21"/>
                     </w:rPr>
-                    <w:t xml:space="preserve">C</w:t>
-                  </w:r>
-                  <w:r>
-                    <w:rPr>
-                      <w:rFonts w:ascii="Avenir Next" w:hAnsi="Avenir Next" w:cs="Avenir Next" w:eastAsia="Avenir Next"/>
-                      <w:color w:val="1A1A1A"/>
-                      <w:sz w:val="21"/>
-                      <w:szCs w:val="21"/>
-                    </w:rPr>
                     <w:tab/>
                   </w:r>
                   <w:r>
                     <w:rPr>
                       <w:rFonts w:ascii="Avenir Next" w:hAnsi="Avenir Next" w:cs="Avenir Next" w:eastAsia="Avenir Next"/>
                       <w:color w:val="1A1A1A"/>
-                      <w:sz w:val="21"/>
+                      <w:sz w:val="22"/>
                       <w:szCs w:val="21"/>
                     </w:rPr>
                     <w:t xml:space="preserve">400</w:t>
@@ -3706,25 +3727,25 @@
                       <w:rFonts w:ascii="Avenir Next" w:hAnsi="Avenir Next" w:cs="Avenir Next" w:eastAsia="Avenir Next"/>
                       <w:b/>
                       <w:color w:val="003A70"/>
+                      <w:sz w:val="22"/>
+                      <w:szCs w:val="21"/>
+                    </w:rPr>
+                    <w:t xml:space="preserve">D</w:t>
+                  </w:r>
+                  <w:r>
+                    <w:rPr>
+                      <w:rFonts w:ascii="Avenir Next" w:hAnsi="Avenir Next" w:cs="Avenir Next" w:eastAsia="Avenir Next"/>
+                      <w:color w:val="1A1A1A"/>
                       <w:sz w:val="21"/>
                       <w:szCs w:val="21"/>
                     </w:rPr>
-                    <w:t xml:space="preserve">D</w:t>
-                  </w:r>
-                  <w:r>
-                    <w:rPr>
-                      <w:rFonts w:ascii="Avenir Next" w:hAnsi="Avenir Next" w:cs="Avenir Next" w:eastAsia="Avenir Next"/>
-                      <w:color w:val="1A1A1A"/>
-                      <w:sz w:val="21"/>
-                      <w:szCs w:val="21"/>
-                    </w:rPr>
                     <w:tab/>
                   </w:r>
                   <w:r>
                     <w:rPr>
                       <w:rFonts w:ascii="Avenir Next" w:hAnsi="Avenir Next" w:cs="Avenir Next" w:eastAsia="Avenir Next"/>
                       <w:color w:val="1A1A1A"/>
-                      <w:sz w:val="21"/>
+                      <w:sz w:val="22"/>
                       <w:szCs w:val="21"/>
                     </w:rPr>
                     <w:t xml:space="preserve">1,500</w:t>
@@ -3773,19 +3794,42 @@
         <w:tblLook w:val="0000" w:firstRow="0" w:lastRow="0" w:firstColumn="0" w:lastColumn="0" w:noHBand="1" w:noVBand="1"/>
       </w:tblPr>
       <w:tblGrid>
-        <w:gridCol w:w="2000"/>
-        <w:gridCol w:w="2300"/>
-        <w:gridCol w:w="2100"/>
-        <w:gridCol w:w="3104"/>
+        <w:gridCol w:w="1750"/>
+        <w:gridCol w:w="2500"/>
+        <w:gridCol w:w="2200"/>
+        <w:gridCol w:w="3054"/>
       </w:tblGrid>
       <w:tr>
         <w:trPr>
           <w:cantSplit/>
-          <w:trHeight w:val="320" w:hRule="atLeast"/>
+          <w:trHeight w:val="300" w:hRule="atLeast"/>
         </w:trPr>
         <w:tc>
           <w:tcPr>
-            <w:tcW w:w="2000" w:type="dxa"/>
+            <w:tcW w:w="1750" w:type="dxa"/>
+            <w:vAlign w:val="center"/>
+          </w:tcPr>
+          <w:p>
+            <w:pPr>
+              <w:pStyle w:val="Heading2"/>
+              <w:spacing w:before="0" w:after="0" w:line="240" w:lineRule="auto"/>
+            </w:pPr>
+            <w:r>
+              <w:rPr>
+                <w:rFonts w:ascii="Avenir Next" w:hAnsi="Avenir Next" w:cs="Avenir Next" w:eastAsia="Avenir Next"/>
+                <w:b/>
+                <w:color w:val="003A70"/>
+                <w:spacing w:val="12"/>
+                <w:sz w:val="15"/>
+                <w:szCs w:val="15"/>
+              </w:rPr>
+              <w:t xml:space="preserve">CHECK YOURSELF</w:t>
+            </w:r>
+          </w:p>
+        </w:tc>
+        <w:tc>
+          <w:tcPr>
+            <w:tcW w:w="2500" w:type="dxa"/>
             <w:vAlign w:val="center"/>
           </w:tcPr>
           <w:p>
@@ -3794,20 +3838,27 @@
             </w:pPr>
             <w:r>
               <w:rPr>
-                <w:rFonts w:ascii="Avenir Next" w:hAnsi="Avenir Next" w:cs="Avenir Next" w:eastAsia="Avenir Next"/>
-                <w:b/>
-                <w:color w:val="003A70"/>
-                <w:spacing w:val="12"/>
-                <w:sz w:val="15"/>
-                <w:szCs w:val="15"/>
-              </w:rPr>
-              <w:t xml:space="preserve">CHECK YOURSELF</w:t>
+                <w:rFonts w:ascii="Arial" w:hAnsi="Arial" w:cs="Arial" w:eastAsia="Arial"/>
+                <w:color w:val="1A1A1A"/>
+                <w:sz w:val="20"/>
+                <w:szCs w:val="20"/>
+              </w:rPr>
+              <w:t xml:space="preserve">□</w:t>
+            </w:r>
+            <w:r>
+              <w:rPr>
+                <w:rFonts w:ascii="Avenir Next" w:hAnsi="Avenir Next" w:cs="Avenir Next" w:eastAsia="Avenir Next"/>
+                <w:color w:val="1A1A1A"/>
+                <w:sz w:val="17"/>
+                <w:szCs w:val="17"/>
+              </w:rPr>
+              <w:t xml:space="preserve">  I can do this on my own</w:t>
             </w:r>
           </w:p>
         </w:tc>
         <w:tc>
           <w:tcPr>
-            <w:tcW w:w="2300" w:type="dxa"/>
+            <w:tcW w:w="2200" w:type="dxa"/>
             <w:vAlign w:val="center"/>
           </w:tcPr>
           <w:p>
@@ -3818,8 +3869,8 @@
               <w:rPr>
                 <w:rFonts w:ascii="Arial" w:hAnsi="Arial" w:cs="Arial" w:eastAsia="Arial"/>
                 <w:color w:val="1A1A1A"/>
-                <w:sz w:val="24"/>
-                <w:szCs w:val="24"/>
+                <w:sz w:val="20"/>
+                <w:szCs w:val="20"/>
               </w:rPr>
               <w:t xml:space="preserve">□</w:t>
             </w:r>
@@ -3830,13 +3881,13 @@
                 <w:sz w:val="17"/>
                 <w:szCs w:val="17"/>
               </w:rPr>
-              <w:t xml:space="preserve">  I can do this on my own</w:t>
+              <w:t xml:space="preserve">  I need a little help</w:t>
             </w:r>
           </w:p>
         </w:tc>
         <w:tc>
           <w:tcPr>
-            <w:tcW w:w="2100" w:type="dxa"/>
+            <w:tcW w:w="3054" w:type="dxa"/>
             <w:vAlign w:val="center"/>
           </w:tcPr>
           <w:p>
@@ -3847,37 +3898,8 @@
               <w:rPr>
                 <w:rFonts w:ascii="Arial" w:hAnsi="Arial" w:cs="Arial" w:eastAsia="Arial"/>
                 <w:color w:val="1A1A1A"/>
-                <w:sz w:val="24"/>
-                <w:szCs w:val="24"/>
-              </w:rPr>
-              <w:t xml:space="preserve">□</w:t>
-            </w:r>
-            <w:r>
-              <w:rPr>
-                <w:rFonts w:ascii="Avenir Next" w:hAnsi="Avenir Next" w:cs="Avenir Next" w:eastAsia="Avenir Next"/>
-                <w:color w:val="1A1A1A"/>
-                <w:sz w:val="17"/>
-                <w:szCs w:val="17"/>
-              </w:rPr>
-              <w:t xml:space="preserve">  I need a little help</w:t>
-            </w:r>
-          </w:p>
-        </w:tc>
-        <w:tc>
-          <w:tcPr>
-            <w:tcW w:w="3104" w:type="dxa"/>
-            <w:vAlign w:val="center"/>
-          </w:tcPr>
-          <w:p>
-            <w:pPr>
-              <w:spacing w:before="0" w:after="0" w:line="240" w:lineRule="auto"/>
-            </w:pPr>
-            <w:r>
-              <w:rPr>
-                <w:rFonts w:ascii="Arial" w:hAnsi="Arial" w:cs="Arial" w:eastAsia="Arial"/>
-                <w:color w:val="1A1A1A"/>
-                <w:sz w:val="24"/>
-                <w:szCs w:val="24"/>
+                <w:sz w:val="20"/>
+                <w:szCs w:val="20"/>
               </w:rPr>
               <w:t xml:space="preserve">□</w:t>
             </w:r>
@@ -3912,7 +3934,7 @@
     <w:sectPr>
       <w:footerReference w:type="default" r:id="rIdFooter1"/>
       <w:pgSz w:w="12240" w:h="15840"/>
-      <w:pgMar w:top="893" w:right="1224" w:bottom="835" w:left="1512" w:header="432" w:footer="432" w:gutter="0"/>
+      <w:pgMar w:top="780" w:right="1224" w:bottom="760" w:left="1512" w:header="432" w:footer="432" w:gutter="0"/>
       <w:cols w:space="720"/>
     </w:sectPr>
   </w:body>
@@ -3992,7 +4014,106 @@
               <w:sz w:val="15"/>
               <w:szCs w:val="15"/>
             </w:rPr>
-            <w:t xml:space="preserve">Lesson 3-6  ·  Session 2  ·  Prerequisite Practice B</w:t>
+            <w:t xml:space="preserve">3-6 · Page </w:t>
+          </w:r>
+          <w:r>
+            <w:rPr>
+              <w:rFonts w:ascii="Avenir Next" w:hAnsi="Avenir Next" w:cs="Avenir Next" w:eastAsia="Avenir Next"/>
+              <w:color w:val="5A5F66"/>
+              <w:sz w:val="15"/>
+              <w:szCs w:val="15"/>
+            </w:rPr>
+            <w:fldChar w:fldCharType="begin"/>
+          </w:r>
+          <w:r>
+            <w:rPr>
+              <w:rFonts w:ascii="Avenir Next" w:hAnsi="Avenir Next" w:cs="Avenir Next" w:eastAsia="Avenir Next"/>
+              <w:color w:val="5A5F66"/>
+              <w:sz w:val="15"/>
+              <w:szCs w:val="15"/>
+            </w:rPr>
+            <w:instrText xml:space="preserve"> PAGE </w:instrText>
+          </w:r>
+          <w:r>
+            <w:rPr>
+              <w:rFonts w:ascii="Avenir Next" w:hAnsi="Avenir Next" w:cs="Avenir Next" w:eastAsia="Avenir Next"/>
+              <w:color w:val="5A5F66"/>
+              <w:sz w:val="15"/>
+              <w:szCs w:val="15"/>
+            </w:rPr>
+            <w:fldChar w:fldCharType="separate"/>
+          </w:r>
+          <w:r>
+            <w:rPr>
+              <w:rFonts w:ascii="Avenir Next" w:hAnsi="Avenir Next" w:cs="Avenir Next" w:eastAsia="Avenir Next"/>
+              <w:color w:val="5A5F66"/>
+              <w:sz w:val="15"/>
+              <w:szCs w:val="15"/>
+            </w:rPr>
+            <w:t xml:space="preserve">1</w:t>
+          </w:r>
+          <w:r>
+            <w:rPr>
+              <w:rFonts w:ascii="Avenir Next" w:hAnsi="Avenir Next" w:cs="Avenir Next" w:eastAsia="Avenir Next"/>
+              <w:color w:val="5A5F66"/>
+              <w:sz w:val="15"/>
+              <w:szCs w:val="15"/>
+            </w:rPr>
+            <w:fldChar w:fldCharType="end"/>
+          </w:r>
+          <w:r>
+            <w:rPr>
+              <w:rFonts w:ascii="Avenir Next" w:hAnsi="Avenir Next" w:cs="Avenir Next" w:eastAsia="Avenir Next"/>
+              <w:color w:val="5A5F66"/>
+              <w:sz w:val="15"/>
+              <w:szCs w:val="15"/>
+            </w:rPr>
+            <w:t xml:space="preserve"> of </w:t>
+          </w:r>
+          <w:r>
+            <w:rPr>
+              <w:rFonts w:ascii="Avenir Next" w:hAnsi="Avenir Next" w:cs="Avenir Next" w:eastAsia="Avenir Next"/>
+              <w:color w:val="5A5F66"/>
+              <w:sz w:val="15"/>
+              <w:szCs w:val="15"/>
+            </w:rPr>
+            <w:fldChar w:fldCharType="begin"/>
+          </w:r>
+          <w:r>
+            <w:rPr>
+              <w:rFonts w:ascii="Avenir Next" w:hAnsi="Avenir Next" w:cs="Avenir Next" w:eastAsia="Avenir Next"/>
+              <w:color w:val="5A5F66"/>
+              <w:sz w:val="15"/>
+              <w:szCs w:val="15"/>
+            </w:rPr>
+            <w:instrText xml:space="preserve"> NUMPAGES </w:instrText>
+          </w:r>
+          <w:r>
+            <w:rPr>
+              <w:rFonts w:ascii="Avenir Next" w:hAnsi="Avenir Next" w:cs="Avenir Next" w:eastAsia="Avenir Next"/>
+              <w:color w:val="5A5F66"/>
+              <w:sz w:val="15"/>
+              <w:szCs w:val="15"/>
+            </w:rPr>
+            <w:fldChar w:fldCharType="separate"/>
+          </w:r>
+          <w:r>
+            <w:rPr>
+              <w:rFonts w:ascii="Avenir Next" w:hAnsi="Avenir Next" w:cs="Avenir Next" w:eastAsia="Avenir Next"/>
+              <w:color w:val="5A5F66"/>
+              <w:sz w:val="15"/>
+              <w:szCs w:val="15"/>
+            </w:rPr>
+            <w:t xml:space="preserve">1</w:t>
+          </w:r>
+          <w:r>
+            <w:rPr>
+              <w:rFonts w:ascii="Avenir Next" w:hAnsi="Avenir Next" w:cs="Avenir Next" w:eastAsia="Avenir Next"/>
+              <w:color w:val="5A5F66"/>
+              <w:sz w:val="15"/>
+              <w:szCs w:val="15"/>
+            </w:rPr>
+            <w:fldChar w:fldCharType="end"/>
           </w:r>
         </w:p>
       </w:tc>
@@ -4035,5 +4156,23 @@
       </w:tblCellMar>
     </w:tblPr>
   </w:style>
+  <w:style w:type="paragraph" w:styleId="Heading1">
+    <w:name w:val="heading 1"/>
+    <w:basedOn w:val="Normal"/>
+    <w:pPr>
+      <w:outlineLvl w:val="0"/>
+      <w:keepNext w:val="0"/>
+      <w:keepLines w:val="0"/>
+    </w:pPr>
+  </w:style>
+  <w:style w:type="paragraph" w:styleId="Heading2">
+    <w:name w:val="heading 2"/>
+    <w:basedOn w:val="Normal"/>
+    <w:pPr>
+      <w:outlineLvl w:val="1"/>
+      <w:keepNext w:val="0"/>
+      <w:keepLines w:val="0"/>
+    </w:pPr>
+  </w:style>
 </w:styles>
 </file>